--- a/docs/exports/18-PRINTERKIT.docx
+++ b/docs/exports/18-PRINTERKIT.docx
@@ -1856,6 +1856,9 @@
             <w:pPr>
               <w:pStyle w:val="Compact"/>
             </w:pPr>
+            <w:r>
+              <w:t xml:space="preserve">the pages to print -- skip its drawing (it would be ignored)</w:t>
+            </w:r>
           </w:p>
         </w:tc>
         <w:tc>
@@ -1976,6 +1979,9 @@
             <w:pPr>
               <w:pStyle w:val="Compact"/>
             </w:pPr>
+            <w:r>
+              <w:t xml:space="preserve">a shape</w:t>
+            </w:r>
           </w:p>
         </w:tc>
         <w:tc>
@@ -2014,6 +2020,9 @@
             <w:pPr>
               <w:pStyle w:val="Compact"/>
             </w:pPr>
+            <w:r>
+              <w:t xml:space="preserve">a shape</w:t>
+            </w:r>
           </w:p>
         </w:tc>
         <w:tc>
@@ -2052,6 +2061,9 @@
             <w:pPr>
               <w:pStyle w:val="Compact"/>
             </w:pPr>
+            <w:r>
+              <w:t xml:space="preserve">a shape</w:t>
+            </w:r>
           </w:p>
         </w:tc>
         <w:tc>
@@ -2090,6 +2102,9 @@
             <w:pPr>
               <w:pStyle w:val="Compact"/>
             </w:pPr>
+            <w:r>
+              <w:t xml:space="preserve">a shape</w:t>
+            </w:r>
           </w:p>
         </w:tc>
         <w:tc>
@@ -2128,6 +2143,9 @@
             <w:pPr>
               <w:pStyle w:val="Compact"/>
             </w:pPr>
+            <w:r>
+              <w:t xml:space="preserve">a shape</w:t>
+            </w:r>
           </w:p>
         </w:tc>
         <w:tc>
@@ -2248,6 +2266,9 @@
             <w:pPr>
               <w:pStyle w:val="Compact"/>
             </w:pPr>
+            <w:r>
+              <w:t xml:space="preserve">text</w:t>
+            </w:r>
           </w:p>
         </w:tc>
         <w:tc>
@@ -2286,6 +2307,9 @@
             <w:pPr>
               <w:pStyle w:val="Compact"/>
             </w:pPr>
+            <w:r>
+              <w:t xml:space="preserve">text</w:t>
+            </w:r>
           </w:p>
         </w:tc>
         <w:tc>
@@ -2324,6 +2348,9 @@
             <w:pPr>
               <w:pStyle w:val="Compact"/>
             </w:pPr>
+            <w:r>
+              <w:t xml:space="preserve">text</w:t>
+            </w:r>
           </w:p>
         </w:tc>
         <w:tc>
@@ -2403,6 +2430,9 @@
             <w:pPr>
               <w:pStyle w:val="Compact"/>
             </w:pPr>
+            <w:r>
+              <w:t xml:space="preserve">for an app with its own text layout</w:t>
+            </w:r>
           </w:p>
         </w:tc>
         <w:tc>
@@ -2687,6 +2717,9 @@
             <w:pPr>
               <w:pStyle w:val="Compact"/>
             </w:pPr>
+            <w:r>
+              <w:t xml:space="preserve">the printers found on the network into out (max, 16 at most) -&gt; how many (0: none, no print service)</w:t>
+            </w:r>
           </w:p>
         </w:tc>
         <w:tc>
@@ -2725,6 +2758,9 @@
             <w:pPr>
               <w:pStyle w:val="Compact"/>
             </w:pPr>
+            <w:r>
+              <w:t xml:space="preserve">taken off the list, by its name -&gt; 1 / 0 (not known; the PDF printer stays)</w:t>
+            </w:r>
           </w:p>
         </w:tc>
         <w:tc>
@@ -2763,6 +2799,9 @@
             <w:pPr>
               <w:pStyle w:val="Compact"/>
             </w:pPr>
+            <w:r>
+              <w:t xml:space="preserve">made the default printer, by its name -&gt; 1 / 0 (not known)</w:t>
+            </w:r>
           </w:p>
         </w:tc>
         <w:tc>
@@ -2883,6 +2922,9 @@
             <w:pPr>
               <w:pStyle w:val="Compact"/>
             </w:pPr>
+            <w:r>
+              <w:t xml:space="preserve">a waiting or printing job stopped -&gt; 1 / 0 (no such job, no print service)</w:t>
+            </w:r>
           </w:p>
         </w:tc>
         <w:tc>
@@ -9162,6 +9204,18 @@
         <w:t xml:space="preserve">);</w:t>
       </w:r>
       <w:r>
+        <w:rPr>
+          <w:rStyle w:val="NormalTok"/>
+        </w:rPr>
+        <w:t xml:space="preserve">    </w:t>
+      </w:r>
+      <w:r>
+        <w:rPr>
+          <w:rStyle w:val="CommentTok"/>
+        </w:rPr>
+        <w:t xml:space="preserve">// the printers found on the network into out (max, 16 at most) -&gt; how many (0: none, no print service)</w:t>
+      </w:r>
+      <w:r>
         <w:br/>
       </w:r>
       <w:r>
@@ -9225,6 +9279,18 @@
         <w:t xml:space="preserve">);</w:t>
       </w:r>
       <w:r>
+        <w:rPr>
+          <w:rStyle w:val="NormalTok"/>
+        </w:rPr>
+        <w:t xml:space="preserve">   </w:t>
+      </w:r>
+      <w:r>
+        <w:rPr>
+          <w:rStyle w:val="CommentTok"/>
+        </w:rPr>
+        <w:t xml:space="preserve">// taken off the list, by its name -&gt; 1 / 0 (not known; the PDF printer stays)</w:t>
+      </w:r>
+      <w:r>
         <w:br/>
       </w:r>
       <w:r>
@@ -9288,6 +9354,18 @@
         <w:t xml:space="preserve">);</w:t>
       </w:r>
       <w:r>
+        <w:rPr>
+          <w:rStyle w:val="NormalTok"/>
+        </w:rPr>
+        <w:t xml:space="preserve">  </w:t>
+      </w:r>
+      <w:r>
+        <w:rPr>
+          <w:rStyle w:val="CommentTok"/>
+        </w:rPr>
+        <w:t xml:space="preserve">// made the default printer, by its name -&gt; 1 / 0 (not known)</w:t>
+      </w:r>
+      <w:r>
         <w:br/>
       </w:r>
       <w:r>
@@ -9541,6 +9619,18 @@
           <w:rStyle w:val="OperatorTok"/>
         </w:rPr>
         <w:t xml:space="preserve">);</w:t>
+      </w:r>
+      <w:r>
+        <w:rPr>
+          <w:rStyle w:val="NormalTok"/>
+        </w:rPr>
+        <w:t xml:space="preserve">    </w:t>
+      </w:r>
+      <w:r>
+        <w:rPr>
+          <w:rStyle w:val="CommentTok"/>
+        </w:rPr>
+        <w:t xml:space="preserve">// a waiting or printing job stopped -&gt; 1 / 0 (no such job, no print service)</w:t>
       </w:r>
       <w:r>
         <w:br/>

--- a/docs/exports/18-PRINTERKIT.docx
+++ b/docs/exports/18-PRINTERKIT.docx
@@ -24,133 +24,133 @@
       </w:pPr>
       <w:r>
         <w:rPr>
+          <w:iCs/>
           <w:i/>
+        </w:rPr>
+        <w:t xml:space="preserve">The reference of</w:t>
+      </w:r>
+      <w:r>
+        <w:rPr>
           <w:iCs/>
-        </w:rPr>
-        <w:t xml:space="preserve">The reference of</w:t>
-      </w:r>
-      <w:r>
-        <w:rPr>
           <w:i/>
+        </w:rPr>
+        <w:t xml:space="preserve"> </w:t>
+      </w:r>
+      <w:r>
+        <w:rPr>
+          <w:bCs/>
+          <w:b/>
           <w:iCs/>
-        </w:rPr>
-        <w:t xml:space="preserve"> </w:t>
-      </w:r>
-      <w:r>
-        <w:rPr>
-          <w:b/>
-          <w:bCs/>
           <w:i/>
+        </w:rPr>
+        <w:t xml:space="preserve">PrinterKit</w:t>
+      </w:r>
+      <w:r>
+        <w:rPr>
           <w:iCs/>
-        </w:rPr>
-        <w:t xml:space="preserve">PrinterKit</w:t>
-      </w:r>
-      <w:r>
-        <w:rPr>
           <w:i/>
+        </w:rPr>
+        <w:t xml:space="preserve"> </w:t>
+      </w:r>
+      <w:r>
+        <w:rPr>
           <w:iCs/>
-        </w:rPr>
-        <w:t xml:space="preserve"> </w:t>
-      </w:r>
-      <w:r>
-        <w:rPr>
           <w:i/>
+        </w:rPr>
+        <w:t xml:space="preserve">(</w:t>
+      </w:r>
+      <w:r>
+        <w:rPr>
+          <w:rStyle w:val="VerbatimChar"/>
           <w:iCs/>
-        </w:rPr>
-        <w:t xml:space="preserve">(</w:t>
+          <w:i/>
+        </w:rPr>
+        <w:t xml:space="preserve">SD:/lib/printerkit.so</w:t>
+      </w:r>
+      <w:r>
+        <w:rPr>
+          <w:iCs/>
+          <w:i/>
+        </w:rPr>
+        <w:t xml:space="preserve">,</w:t>
+      </w:r>
+      <w:r>
+        <w:rPr>
+          <w:iCs/>
+          <w:i/>
+        </w:rPr>
+        <w:t xml:space="preserve"> </w:t>
       </w:r>
       <w:r>
         <w:rPr>
           <w:rStyle w:val="VerbatimChar"/>
+          <w:iCs/>
           <w:i/>
+        </w:rPr>
+        <w:t xml:space="preserve">user/Kits/printerkit</w:t>
+      </w:r>
+      <w:r>
+        <w:rPr>
           <w:iCs/>
-        </w:rPr>
-        <w:t xml:space="preserve">SD:/lib/printerkit.so</w:t>
-      </w:r>
-      <w:r>
-        <w:rPr>
           <w:i/>
+        </w:rPr>
+        <w:t xml:space="preserve">): what it is for, how a program uses it, and every operation it exposes. The operations' part is made from the kit's headers by</w:t>
+      </w:r>
+      <w:r>
+        <w:rPr>
           <w:iCs/>
-        </w:rPr>
-        <w:t xml:space="preserve">,</w:t>
-      </w:r>
-      <w:r>
-        <w:rPr>
           <w:i/>
+        </w:rPr>
+        <w:t xml:space="preserve"> </w:t>
+      </w:r>
+      <w:r>
+        <w:rPr>
+          <w:rStyle w:val="VerbatimChar"/>
           <w:iCs/>
-        </w:rPr>
-        <w:t xml:space="preserve"> </w:t>
-      </w:r>
-      <w:r>
-        <w:rPr>
-          <w:rStyle w:val="VerbatimChar"/>
           <w:i/>
+        </w:rPr>
+        <w:t xml:space="preserve">tools/docgen/kitdocs.py</w:t>
+      </w:r>
+      <w:r>
+        <w:rPr>
           <w:iCs/>
-        </w:rPr>
-        <w:t xml:space="preserve">user/Kits/printerkit</w:t>
-      </w:r>
-      <w:r>
-        <w:rPr>
           <w:i/>
+        </w:rPr>
+        <w:t xml:space="preserve"> </w:t>
+      </w:r>
+      <w:r>
+        <w:rPr>
           <w:iCs/>
-        </w:rPr>
-        <w:t xml:space="preserve">): what it is for, how a program uses it, and every operation it exposes. The operations' part is made from the kit's headers by</w:t>
-      </w:r>
-      <w:r>
-        <w:rPr>
           <w:i/>
+        </w:rPr>
+        <w:t xml:space="preserve">— the headers are the source. Overview of all the kits:</w:t>
+      </w:r>
+      <w:r>
+        <w:rPr>
           <w:iCs/>
-        </w:rPr>
-        <w:t xml:space="preserve"> </w:t>
-      </w:r>
-      <w:r>
-        <w:rPr>
-          <w:rStyle w:val="VerbatimChar"/>
           <w:i/>
-          <w:iCs/>
-        </w:rPr>
-        <w:t xml:space="preserve">tools/docgen/kitdocs.py</w:t>
-      </w:r>
-      <w:r>
-        <w:rPr>
-          <w:i/>
-          <w:iCs/>
-        </w:rPr>
-        <w:t xml:space="preserve"> </w:t>
-      </w:r>
-      <w:r>
-        <w:rPr>
-          <w:i/>
-          <w:iCs/>
-        </w:rPr>
-        <w:t xml:space="preserve">— the headers are the source. Overview of all the kits:</w:t>
-      </w:r>
-      <w:r>
-        <w:rPr>
-          <w:i/>
-          <w:iCs/>
-        </w:rPr>
-        <w:t xml:space="preserve"> </w:t>
-      </w:r>
-      <w:hyperlink r:id="rId18">
+        </w:rPr>
+        <w:t xml:space="preserve"> </w:t>
+      </w:r>
+      <w:hyperlink r:id="rId20">
         <w:r>
           <w:rPr>
             <w:rStyle w:val="Hyperlink"/>
+            <w:iCs/>
             <w:i/>
-            <w:iCs/>
           </w:rPr>
           <w:t xml:space="preserve">The Kits</w:t>
         </w:r>
       </w:hyperlink>
       <w:r>
         <w:rPr>
+          <w:iCs/>
           <w:i/>
-          <w:iCs/>
         </w:rPr>
         <w:t xml:space="preserve">.</w:t>
       </w:r>
     </w:p>
-    <w:bookmarkStart w:id="19" w:name="contents"/>
+    <w:bookmarkStart w:id="21" w:name="contents"/>
     <w:p>
       <w:pPr>
         <w:pStyle w:val="Heading2"/>
@@ -161,11 +161,11 @@
     </w:p>
     <w:p>
       <w:pPr>
-        <w:pStyle w:val="Compact"/>
         <w:numPr>
           <w:ilvl w:val="0"/>
           <w:numId w:val="1001"/>
         </w:numPr>
+        <w:pStyle w:val="Compact"/>
       </w:pPr>
       <w:hyperlink w:anchor="what-it-is">
         <w:r>
@@ -178,11 +178,11 @@
     </w:p>
     <w:p>
       <w:pPr>
-        <w:pStyle w:val="Compact"/>
         <w:numPr>
           <w:ilvl w:val="0"/>
           <w:numId w:val="1001"/>
         </w:numPr>
+        <w:pStyle w:val="Compact"/>
       </w:pPr>
       <w:hyperlink w:anchor="using-it">
         <w:r>
@@ -195,11 +195,11 @@
     </w:p>
     <w:p>
       <w:pPr>
-        <w:pStyle w:val="Compact"/>
         <w:numPr>
           <w:ilvl w:val="0"/>
           <w:numId w:val="1001"/>
         </w:numPr>
+        <w:pStyle w:val="Compact"/>
       </w:pPr>
       <w:hyperlink w:anchor="index">
         <w:r>
@@ -212,11 +212,11 @@
     </w:p>
     <w:p>
       <w:pPr>
-        <w:pStyle w:val="Compact"/>
         <w:numPr>
           <w:ilvl w:val="0"/>
           <w:numId w:val="1001"/>
         </w:numPr>
+        <w:pStyle w:val="Compact"/>
       </w:pPr>
       <w:hyperlink w:anchor="printerkitprinterkith">
         <w:r>
@@ -234,8 +234,8 @@
         </w:pict>
       </w:r>
     </w:p>
-    <w:bookmarkEnd w:id="19"/>
-    <w:bookmarkStart w:id="20" w:name="what-it-is"/>
+    <w:bookmarkEnd w:id="21"/>
+    <w:bookmarkStart w:id="22" w:name="what-it-is"/>
     <w:p>
       <w:pPr>
         <w:pStyle w:val="Heading2"/>
@@ -257,6 +257,7 @@
         <w:tblStyle w:val="Table"/>
         <w:tblW w:type="auto" w:w="0"/>
         <w:tblLook w:firstRow="1" w:lastRow="0" w:firstColumn="0" w:lastColumn="0" w:noHBand="0" w:noVBand="0" w:val="0020"/>
+        <w:jc w:val="start"/>
       </w:tblPr>
       <w:tblGrid>
         <w:gridCol w:w="3960"/>
@@ -264,7 +265,7 @@
       </w:tblGrid>
       <w:tr>
         <w:trPr>
-          <w:tblHeader w:val="on"/>
+          <w:tblHeader w:val="true"/>
         </w:trPr>
         <w:tc>
           <w:tcPr/>
@@ -289,6 +290,7 @@
           <w:p>
             <w:pPr>
               <w:pStyle w:val="Compact"/>
+              <w:jc w:val="left"/>
             </w:pPr>
             <w:r>
               <w:t xml:space="preserve">Include</w:t>
@@ -300,6 +302,7 @@
           <w:p>
             <w:pPr>
               <w:pStyle w:val="Compact"/>
+              <w:jc w:val="left"/>
             </w:pPr>
             <w:r>
               <w:rPr>
@@ -316,6 +319,7 @@
           <w:p>
             <w:pPr>
               <w:pStyle w:val="Compact"/>
+              <w:jc w:val="left"/>
             </w:pPr>
             <w:r>
               <w:t xml:space="preserve">Link</w:t>
@@ -327,6 +331,7 @@
           <w:p>
             <w:pPr>
               <w:pStyle w:val="Compact"/>
+              <w:jc w:val="left"/>
             </w:pPr>
             <w:r>
               <w:rPr>
@@ -343,6 +348,7 @@
           <w:p>
             <w:pPr>
               <w:pStyle w:val="Compact"/>
+              <w:jc w:val="left"/>
             </w:pPr>
             <w:r>
               <w:t xml:space="preserve">Library</w:t>
@@ -354,6 +360,7 @@
           <w:p>
             <w:pPr>
               <w:pStyle w:val="Compact"/>
+              <w:jc w:val="left"/>
             </w:pPr>
             <w:r>
               <w:rPr>
@@ -385,6 +392,7 @@
           <w:p>
             <w:pPr>
               <w:pStyle w:val="Compact"/>
+              <w:jc w:val="left"/>
             </w:pPr>
             <w:r>
               <w:t xml:space="preserve">Sources</w:t>
@@ -396,6 +404,7 @@
           <w:p>
             <w:pPr>
               <w:pStyle w:val="Compact"/>
+              <w:jc w:val="left"/>
             </w:pPr>
             <w:r>
               <w:rPr>
@@ -407,8 +416,8 @@
         </w:tc>
       </w:tr>
     </w:tbl>
-    <w:bookmarkEnd w:id="20"/>
-    <w:bookmarkStart w:id="21" w:name="using-it"/>
+    <w:bookmarkEnd w:id="22"/>
+    <w:bookmarkStart w:id="23" w:name="using-it"/>
     <w:p>
       <w:pPr>
         <w:pStyle w:val="Heading2"/>
@@ -1440,8 +1449,8 @@
         <w:t xml:space="preserve">).</w:t>
       </w:r>
     </w:p>
-    <w:bookmarkEnd w:id="21"/>
-    <w:bookmarkStart w:id="22" w:name="index"/>
+    <w:bookmarkEnd w:id="23"/>
+    <w:bookmarkStart w:id="24" w:name="index"/>
     <w:p>
       <w:pPr>
         <w:pStyle w:val="Heading2"/>
@@ -1463,6 +1472,7 @@
         <w:tblStyle w:val="Table"/>
         <w:tblW w:type="auto" w:w="0"/>
         <w:tblLook w:firstRow="1" w:lastRow="0" w:firstColumn="0" w:lastColumn="0" w:noHBand="0" w:noVBand="0" w:val="0020"/>
+        <w:jc w:val="start"/>
       </w:tblPr>
       <w:tblGrid>
         <w:gridCol w:w="2640"/>
@@ -1471,13 +1481,14 @@
       </w:tblGrid>
       <w:tr>
         <w:trPr>
-          <w:tblHeader w:val="on"/>
+          <w:tblHeader w:val="true"/>
         </w:trPr>
         <w:tc>
           <w:tcPr/>
           <w:p>
             <w:pPr>
               <w:pStyle w:val="Compact"/>
+              <w:jc w:val="left"/>
             </w:pPr>
             <w:r>
               <w:t xml:space="preserve">Name</w:t>
@@ -1489,6 +1500,7 @@
           <w:p>
             <w:pPr>
               <w:pStyle w:val="Compact"/>
+              <w:jc w:val="left"/>
             </w:pPr>
             <w:r>
               <w:t xml:space="preserve">What it does</w:t>
@@ -1500,6 +1512,7 @@
           <w:p>
             <w:pPr>
               <w:pStyle w:val="Compact"/>
+              <w:jc w:val="left"/>
             </w:pPr>
             <w:r>
               <w:t xml:space="preserve">Header</w:t>
@@ -1513,6 +1526,7 @@
           <w:p>
             <w:pPr>
               <w:pStyle w:val="Compact"/>
+              <w:jc w:val="left"/>
             </w:pPr>
             <w:r>
               <w:rPr>
@@ -1527,6 +1541,7 @@
           <w:p>
             <w:pPr>
               <w:pStyle w:val="Compact"/>
+              <w:jc w:val="left"/>
             </w:pPr>
             <w:r>
               <w:t xml:space="preserve">What the user chose in the Print dialog.</w:t>
@@ -1538,6 +1553,7 @@
           <w:p>
             <w:pPr>
               <w:pStyle w:val="Compact"/>
+              <w:jc w:val="left"/>
             </w:pPr>
             <w:r>
               <w:rPr>
@@ -1554,6 +1570,7 @@
           <w:p>
             <w:pPr>
               <w:pStyle w:val="Compact"/>
+              <w:jc w:val="left"/>
             </w:pPr>
             <w:r>
               <w:rPr>
@@ -1568,6 +1585,7 @@
           <w:p>
             <w:pPr>
               <w:pStyle w:val="Compact"/>
+              <w:jc w:val="left"/>
             </w:pPr>
             <w:r>
               <w:t xml:space="preserve">the page is fitted on the printer's paper</w:t>
@@ -1579,6 +1597,7 @@
           <w:p>
             <w:pPr>
               <w:pStyle w:val="Compact"/>
+              <w:jc w:val="left"/>
             </w:pPr>
             <w:r>
               <w:rPr>
@@ -1595,6 +1614,7 @@
           <w:p>
             <w:pPr>
               <w:pStyle w:val="Compact"/>
+              <w:jc w:val="left"/>
             </w:pPr>
             <w:r>
               <w:rPr>
@@ -1609,6 +1629,7 @@
           <w:p>
             <w:pPr>
               <w:pStyle w:val="Compact"/>
+              <w:jc w:val="left"/>
             </w:pPr>
             <w:r>
               <w:t xml:space="preserve">the default printer, its default paper, upright, one copy</w:t>
@@ -1620,6 +1641,7 @@
           <w:p>
             <w:pPr>
               <w:pStyle w:val="Compact"/>
+              <w:jc w:val="left"/>
             </w:pPr>
             <w:r>
               <w:rPr>
@@ -1636,6 +1658,7 @@
           <w:p>
             <w:pPr>
               <w:pStyle w:val="Compact"/>
+              <w:jc w:val="left"/>
             </w:pPr>
             <w:r>
               <w:rPr>
@@ -1650,6 +1673,7 @@
           <w:p>
             <w:pPr>
               <w:pStyle w:val="Compact"/>
+              <w:jc w:val="left"/>
             </w:pPr>
             <w:r>
               <w:t xml:space="preserve">1: print (s filled), 0: cancelled</w:t>
@@ -1661,6 +1685,7 @@
           <w:p>
             <w:pPr>
               <w:pStyle w:val="Compact"/>
+              <w:jc w:val="left"/>
             </w:pPr>
             <w:r>
               <w:rPr>
@@ -1677,6 +1702,7 @@
           <w:p>
             <w:pPr>
               <w:pStyle w:val="Compact"/>
+              <w:jc w:val="left"/>
             </w:pPr>
             <w:r>
               <w:rPr>
@@ -1691,6 +1717,7 @@
           <w:p>
             <w:pPr>
               <w:pStyle w:val="Compact"/>
+              <w:jc w:val="left"/>
             </w:pPr>
             <w:r>
               <w:t xml:space="preserve">another paper -&gt; 1, 0 unknown name</w:t>
@@ -1702,6 +1729,7 @@
           <w:p>
             <w:pPr>
               <w:pStyle w:val="Compact"/>
+              <w:jc w:val="left"/>
             </w:pPr>
             <w:r>
               <w:rPr>
@@ -1718,6 +1746,7 @@
           <w:p>
             <w:pPr>
               <w:pStyle w:val="Compact"/>
+              <w:jc w:val="left"/>
             </w:pPr>
             <w:r>
               <w:rPr>
@@ -1732,6 +1761,7 @@
           <w:p>
             <w:pPr>
               <w:pStyle w:val="Compact"/>
+              <w:jc w:val="left"/>
             </w:pPr>
             <w:r>
               <w:t xml:space="preserve">0: the spool cannot be written</w:t>
@@ -1743,6 +1773,7 @@
           <w:p>
             <w:pPr>
               <w:pStyle w:val="Compact"/>
+              <w:jc w:val="left"/>
             </w:pPr>
             <w:r>
               <w:rPr>
@@ -1759,6 +1790,7 @@
           <w:p>
             <w:pPr>
               <w:pStyle w:val="Compact"/>
+              <w:jc w:val="left"/>
             </w:pPr>
             <w:r>
               <w:rPr>
@@ -1773,6 +1805,7 @@
           <w:p>
             <w:pPr>
               <w:pStyle w:val="Compact"/>
+              <w:jc w:val="left"/>
             </w:pPr>
             <w:r>
               <w:t xml:space="preserve">a new page (w, h 0: the setup's paper) -&gt; 1, or 0: outside</w:t>
@@ -1784,6 +1817,7 @@
           <w:p>
             <w:pPr>
               <w:pStyle w:val="Compact"/>
+              <w:jc w:val="left"/>
             </w:pPr>
             <w:r>
               <w:rPr>
@@ -1800,6 +1834,7 @@
           <w:p>
             <w:pPr>
               <w:pStyle w:val="Compact"/>
+              <w:jc w:val="left"/>
             </w:pPr>
             <w:r>
               <w:rPr>
@@ -1814,6 +1849,7 @@
           <w:p>
             <w:pPr>
               <w:pStyle w:val="Compact"/>
+              <w:jc w:val="left"/>
             </w:pPr>
             <w:r>
               <w:t xml:space="preserve">the pages to print -- skip its drawing (it would be ignored)</w:t>
@@ -1825,6 +1861,7 @@
           <w:p>
             <w:pPr>
               <w:pStyle w:val="Compact"/>
+              <w:jc w:val="left"/>
             </w:pPr>
             <w:r>
               <w:rPr>
@@ -1841,6 +1878,7 @@
           <w:p>
             <w:pPr>
               <w:pStyle w:val="Compact"/>
+              <w:jc w:val="left"/>
             </w:pPr>
             <w:r>
               <w:rPr>
@@ -1855,6 +1893,7 @@
           <w:p>
             <w:pPr>
               <w:pStyle w:val="Compact"/>
+              <w:jc w:val="left"/>
             </w:pPr>
             <w:r>
               <w:t xml:space="preserve">the pages to print -- skip its drawing (it would be ignored)</w:t>
@@ -1866,6 +1905,7 @@
           <w:p>
             <w:pPr>
               <w:pStyle w:val="Compact"/>
+              <w:jc w:val="left"/>
             </w:pPr>
             <w:r>
               <w:rPr>
@@ -1882,6 +1922,7 @@
           <w:p>
             <w:pPr>
               <w:pStyle w:val="Compact"/>
+              <w:jc w:val="left"/>
             </w:pPr>
             <w:r>
               <w:rPr>
@@ -1896,6 +1937,7 @@
           <w:p>
             <w:pPr>
               <w:pStyle w:val="Compact"/>
+              <w:jc w:val="left"/>
             </w:pPr>
             <w:r>
               <w:t xml:space="preserve">a rectangle's outline</w:t>
@@ -1907,6 +1949,7 @@
           <w:p>
             <w:pPr>
               <w:pStyle w:val="Compact"/>
+              <w:jc w:val="left"/>
             </w:pPr>
             <w:r>
               <w:rPr>
@@ -1923,6 +1966,7 @@
           <w:p>
             <w:pPr>
               <w:pStyle w:val="Compact"/>
+              <w:jc w:val="left"/>
             </w:pPr>
             <w:r>
               <w:rPr>
@@ -1937,6 +1981,7 @@
           <w:p>
             <w:pPr>
               <w:pStyle w:val="Compact"/>
+              <w:jc w:val="left"/>
             </w:pPr>
             <w:r>
               <w:t xml:space="preserve">a shape</w:t>
@@ -1948,6 +1993,7 @@
           <w:p>
             <w:pPr>
               <w:pStyle w:val="Compact"/>
+              <w:jc w:val="left"/>
             </w:pPr>
             <w:r>
               <w:rPr>
@@ -1964,6 +2010,7 @@
           <w:p>
             <w:pPr>
               <w:pStyle w:val="Compact"/>
+              <w:jc w:val="left"/>
             </w:pPr>
             <w:r>
               <w:rPr>
@@ -1978,6 +2025,7 @@
           <w:p>
             <w:pPr>
               <w:pStyle w:val="Compact"/>
+              <w:jc w:val="left"/>
             </w:pPr>
             <w:r>
               <w:t xml:space="preserve">a shape</w:t>
@@ -1989,6 +2037,7 @@
           <w:p>
             <w:pPr>
               <w:pStyle w:val="Compact"/>
+              <w:jc w:val="left"/>
             </w:pPr>
             <w:r>
               <w:rPr>
@@ -2005,6 +2054,7 @@
           <w:p>
             <w:pPr>
               <w:pStyle w:val="Compact"/>
+              <w:jc w:val="left"/>
             </w:pPr>
             <w:r>
               <w:rPr>
@@ -2019,6 +2069,7 @@
           <w:p>
             <w:pPr>
               <w:pStyle w:val="Compact"/>
+              <w:jc w:val="left"/>
             </w:pPr>
             <w:r>
               <w:t xml:space="preserve">a shape</w:t>
@@ -2030,6 +2081,7 @@
           <w:p>
             <w:pPr>
               <w:pStyle w:val="Compact"/>
+              <w:jc w:val="left"/>
             </w:pPr>
             <w:r>
               <w:rPr>
@@ -2046,6 +2098,7 @@
           <w:p>
             <w:pPr>
               <w:pStyle w:val="Compact"/>
+              <w:jc w:val="left"/>
             </w:pPr>
             <w:r>
               <w:rPr>
@@ -2060,6 +2113,7 @@
           <w:p>
             <w:pPr>
               <w:pStyle w:val="Compact"/>
+              <w:jc w:val="left"/>
             </w:pPr>
             <w:r>
               <w:t xml:space="preserve">a shape</w:t>
@@ -2071,6 +2125,7 @@
           <w:p>
             <w:pPr>
               <w:pStyle w:val="Compact"/>
+              <w:jc w:val="left"/>
             </w:pPr>
             <w:r>
               <w:rPr>
@@ -2087,6 +2142,7 @@
           <w:p>
             <w:pPr>
               <w:pStyle w:val="Compact"/>
+              <w:jc w:val="left"/>
             </w:pPr>
             <w:r>
               <w:rPr>
@@ -2101,6 +2157,7 @@
           <w:p>
             <w:pPr>
               <w:pStyle w:val="Compact"/>
+              <w:jc w:val="left"/>
             </w:pPr>
             <w:r>
               <w:t xml:space="preserve">a shape</w:t>
@@ -2112,6 +2169,7 @@
           <w:p>
             <w:pPr>
               <w:pStyle w:val="Compact"/>
+              <w:jc w:val="left"/>
             </w:pPr>
             <w:r>
               <w:rPr>
@@ -2128,6 +2186,7 @@
           <w:p>
             <w:pPr>
               <w:pStyle w:val="Compact"/>
+              <w:jc w:val="left"/>
             </w:pPr>
             <w:r>
               <w:rPr>
@@ -2142,6 +2201,7 @@
           <w:p>
             <w:pPr>
               <w:pStyle w:val="Compact"/>
+              <w:jc w:val="left"/>
             </w:pPr>
             <w:r>
               <w:t xml:space="preserve">a shape</w:t>
@@ -2153,6 +2213,7 @@
           <w:p>
             <w:pPr>
               <w:pStyle w:val="Compact"/>
+              <w:jc w:val="left"/>
             </w:pPr>
             <w:r>
               <w:rPr>
@@ -2169,6 +2230,7 @@
           <w:p>
             <w:pPr>
               <w:pStyle w:val="Compact"/>
+              <w:jc w:val="left"/>
             </w:pPr>
             <w:r>
               <w:rPr>
@@ -2183,6 +2245,7 @@
           <w:p>
             <w:pPr>
               <w:pStyle w:val="Compact"/>
+              <w:jc w:val="left"/>
             </w:pPr>
             <w:r>
               <w:t xml:space="preserve">an image</w:t>
@@ -2194,6 +2257,7 @@
           <w:p>
             <w:pPr>
               <w:pStyle w:val="Compact"/>
+              <w:jc w:val="left"/>
             </w:pPr>
             <w:r>
               <w:rPr>
@@ -2210,6 +2274,7 @@
           <w:p>
             <w:pPr>
               <w:pStyle w:val="Compact"/>
+              <w:jc w:val="left"/>
             </w:pPr>
             <w:r>
               <w:rPr>
@@ -2224,6 +2289,7 @@
           <w:p>
             <w:pPr>
               <w:pStyle w:val="Compact"/>
+              <w:jc w:val="left"/>
             </w:pPr>
             <w:r>
               <w:t xml:space="preserve">text</w:t>
@@ -2235,6 +2301,7 @@
           <w:p>
             <w:pPr>
               <w:pStyle w:val="Compact"/>
+              <w:jc w:val="left"/>
             </w:pPr>
             <w:r>
               <w:rPr>
@@ -2251,6 +2318,7 @@
           <w:p>
             <w:pPr>
               <w:pStyle w:val="Compact"/>
+              <w:jc w:val="left"/>
             </w:pPr>
             <w:r>
               <w:rPr>
@@ -2265,6 +2333,7 @@
           <w:p>
             <w:pPr>
               <w:pStyle w:val="Compact"/>
+              <w:jc w:val="left"/>
             </w:pPr>
             <w:r>
               <w:t xml:space="preserve">text</w:t>
@@ -2276,6 +2345,7 @@
           <w:p>
             <w:pPr>
               <w:pStyle w:val="Compact"/>
+              <w:jc w:val="left"/>
             </w:pPr>
             <w:r>
               <w:rPr>
@@ -2292,6 +2362,7 @@
           <w:p>
             <w:pPr>
               <w:pStyle w:val="Compact"/>
+              <w:jc w:val="left"/>
             </w:pPr>
             <w:r>
               <w:rPr>
@@ -2306,6 +2377,7 @@
           <w:p>
             <w:pPr>
               <w:pStyle w:val="Compact"/>
+              <w:jc w:val="left"/>
             </w:pPr>
             <w:r>
               <w:t xml:space="preserve">text</w:t>
@@ -2317,6 +2389,7 @@
           <w:p>
             <w:pPr>
               <w:pStyle w:val="Compact"/>
+              <w:jc w:val="left"/>
             </w:pPr>
             <w:r>
               <w:rPr>
@@ -2333,6 +2406,7 @@
           <w:p>
             <w:pPr>
               <w:pStyle w:val="Compact"/>
+              <w:jc w:val="left"/>
             </w:pPr>
             <w:r>
               <w:rPr>
@@ -2347,6 +2421,7 @@
           <w:p>
             <w:pPr>
               <w:pStyle w:val="Compact"/>
+              <w:jc w:val="left"/>
             </w:pPr>
             <w:r>
               <w:t xml:space="preserve">text</w:t>
@@ -2358,6 +2433,7 @@
           <w:p>
             <w:pPr>
               <w:pStyle w:val="Compact"/>
+              <w:jc w:val="left"/>
             </w:pPr>
             <w:r>
               <w:rPr>
@@ -2374,6 +2450,7 @@
           <w:p>
             <w:pPr>
               <w:pStyle w:val="Compact"/>
+              <w:jc w:val="left"/>
             </w:pPr>
             <w:r>
               <w:rPr>
@@ -2388,6 +2465,7 @@
           <w:p>
             <w:pPr>
               <w:pStyle w:val="Compact"/>
+              <w:jc w:val="left"/>
             </w:pPr>
             <w:r>
               <w:t xml:space="preserve">for an app with its own text layout</w:t>
@@ -2399,6 +2477,7 @@
           <w:p>
             <w:pPr>
               <w:pStyle w:val="Compact"/>
+              <w:jc w:val="left"/>
             </w:pPr>
             <w:r>
               <w:rPr>
@@ -2415,6 +2494,7 @@
           <w:p>
             <w:pPr>
               <w:pStyle w:val="Compact"/>
+              <w:jc w:val="left"/>
             </w:pPr>
             <w:r>
               <w:rPr>
@@ -2429,6 +2509,7 @@
           <w:p>
             <w:pPr>
               <w:pStyle w:val="Compact"/>
+              <w:jc w:val="left"/>
             </w:pPr>
             <w:r>
               <w:t xml:space="preserve">for an app with its own text layout</w:t>
@@ -2440,6 +2521,7 @@
           <w:p>
             <w:pPr>
               <w:pStyle w:val="Compact"/>
+              <w:jc w:val="left"/>
             </w:pPr>
             <w:r>
               <w:rPr>
@@ -2456,6 +2538,7 @@
           <w:p>
             <w:pPr>
               <w:pStyle w:val="Compact"/>
+              <w:jc w:val="left"/>
             </w:pPr>
             <w:r>
               <w:rPr>
@@ -2470,6 +2553,7 @@
           <w:p>
             <w:pPr>
               <w:pStyle w:val="Compact"/>
+              <w:jc w:val="left"/>
             </w:pPr>
             <w:r>
               <w:t xml:space="preserve">the job queued -&gt; its number (&gt; 0), or &lt; 0: it could not be</w:t>
@@ -2481,6 +2565,7 @@
           <w:p>
             <w:pPr>
               <w:pStyle w:val="Compact"/>
+              <w:jc w:val="left"/>
             </w:pPr>
             <w:r>
               <w:rPr>
@@ -2497,6 +2582,7 @@
           <w:p>
             <w:pPr>
               <w:pStyle w:val="Compact"/>
+              <w:jc w:val="left"/>
             </w:pPr>
             <w:r>
               <w:rPr>
@@ -2511,6 +2597,7 @@
           <w:p>
             <w:pPr>
               <w:pStyle w:val="Compact"/>
+              <w:jc w:val="left"/>
             </w:pPr>
             <w:r>
               <w:t xml:space="preserve">nothing printed</w:t>
@@ -2522,6 +2609,7 @@
           <w:p>
             <w:pPr>
               <w:pStyle w:val="Compact"/>
+              <w:jc w:val="left"/>
             </w:pPr>
             <w:r>
               <w:rPr>
@@ -2538,6 +2626,7 @@
           <w:p>
             <w:pPr>
               <w:pStyle w:val="Compact"/>
+              <w:jc w:val="left"/>
             </w:pPr>
             <w:r>
               <w:rPr>
@@ -2552,6 +2641,7 @@
           <w:p>
             <w:pPr>
               <w:pStyle w:val="Compact"/>
+              <w:jc w:val="left"/>
             </w:pPr>
             <w:r>
               <w:t xml:space="preserve">(a type)</w:t>
@@ -2563,6 +2653,7 @@
           <w:p>
             <w:pPr>
               <w:pStyle w:val="Compact"/>
+              <w:jc w:val="left"/>
             </w:pPr>
             <w:r>
               <w:rPr>
@@ -2579,6 +2670,7 @@
           <w:p>
             <w:pPr>
               <w:pStyle w:val="Compact"/>
+              <w:jc w:val="left"/>
             </w:pPr>
             <w:r>
               <w:rPr>
@@ -2593,6 +2685,7 @@
           <w:p>
             <w:pPr>
               <w:pStyle w:val="Compact"/>
+              <w:jc w:val="left"/>
             </w:pPr>
             <w:r>
               <w:t xml:space="preserve">-&gt; how many</w:t>
@@ -2604,6 +2697,7 @@
           <w:p>
             <w:pPr>
               <w:pStyle w:val="Compact"/>
+              <w:jc w:val="left"/>
             </w:pPr>
             <w:r>
               <w:rPr>
@@ -2620,6 +2714,7 @@
           <w:p>
             <w:pPr>
               <w:pStyle w:val="Compact"/>
+              <w:jc w:val="left"/>
             </w:pPr>
             <w:r>
               <w:rPr>
@@ -2634,6 +2729,7 @@
           <w:p>
             <w:pPr>
               <w:pStyle w:val="Compact"/>
+              <w:jc w:val="left"/>
             </w:pPr>
             <w:r>
               <w:t xml:space="preserve">a paper of a printer</w:t>
@@ -2645,6 +2741,7 @@
           <w:p>
             <w:pPr>
               <w:pStyle w:val="Compact"/>
+              <w:jc w:val="left"/>
             </w:pPr>
             <w:r>
               <w:rPr>
@@ -2661,6 +2758,7 @@
           <w:p>
             <w:pPr>
               <w:pStyle w:val="Compact"/>
+              <w:jc w:val="left"/>
             </w:pPr>
             <w:r>
               <w:rPr>
@@ -2675,6 +2773,7 @@
           <w:p>
             <w:pPr>
               <w:pStyle w:val="Compact"/>
+              <w:jc w:val="left"/>
             </w:pPr>
             <w:r>
               <w:t xml:space="preserve">1 / 0 (err: why)</w:t>
@@ -2686,6 +2785,7 @@
           <w:p>
             <w:pPr>
               <w:pStyle w:val="Compact"/>
+              <w:jc w:val="left"/>
             </w:pPr>
             <w:r>
               <w:rPr>
@@ -2702,6 +2802,7 @@
           <w:p>
             <w:pPr>
               <w:pStyle w:val="Compact"/>
+              <w:jc w:val="left"/>
             </w:pPr>
             <w:r>
               <w:rPr>
@@ -2716,6 +2817,7 @@
           <w:p>
             <w:pPr>
               <w:pStyle w:val="Compact"/>
+              <w:jc w:val="left"/>
             </w:pPr>
             <w:r>
               <w:t xml:space="preserve">the printers found on the network into out (max, 16 at most) -&gt; how many (0: none, no print service)</w:t>
@@ -2727,6 +2829,7 @@
           <w:p>
             <w:pPr>
               <w:pStyle w:val="Compact"/>
+              <w:jc w:val="left"/>
             </w:pPr>
             <w:r>
               <w:rPr>
@@ -2743,6 +2846,7 @@
           <w:p>
             <w:pPr>
               <w:pStyle w:val="Compact"/>
+              <w:jc w:val="left"/>
             </w:pPr>
             <w:r>
               <w:rPr>
@@ -2757,6 +2861,7 @@
           <w:p>
             <w:pPr>
               <w:pStyle w:val="Compact"/>
+              <w:jc w:val="left"/>
             </w:pPr>
             <w:r>
               <w:t xml:space="preserve">taken off the list, by its name -&gt; 1 / 0 (not known; the PDF printer stays)</w:t>
@@ -2768,6 +2873,7 @@
           <w:p>
             <w:pPr>
               <w:pStyle w:val="Compact"/>
+              <w:jc w:val="left"/>
             </w:pPr>
             <w:r>
               <w:rPr>
@@ -2784,6 +2890,7 @@
           <w:p>
             <w:pPr>
               <w:pStyle w:val="Compact"/>
+              <w:jc w:val="left"/>
             </w:pPr>
             <w:r>
               <w:rPr>
@@ -2798,6 +2905,7 @@
           <w:p>
             <w:pPr>
               <w:pStyle w:val="Compact"/>
+              <w:jc w:val="left"/>
             </w:pPr>
             <w:r>
               <w:t xml:space="preserve">made the default printer, by its name -&gt; 1 / 0 (not known)</w:t>
@@ -2809,6 +2917,7 @@
           <w:p>
             <w:pPr>
               <w:pStyle w:val="Compact"/>
+              <w:jc w:val="left"/>
             </w:pPr>
             <w:r>
               <w:rPr>
@@ -2825,6 +2934,7 @@
           <w:p>
             <w:pPr>
               <w:pStyle w:val="Compact"/>
+              <w:jc w:val="left"/>
             </w:pPr>
             <w:r>
               <w:rPr>
@@ -2839,6 +2949,7 @@
           <w:p>
             <w:pPr>
               <w:pStyle w:val="Compact"/>
+              <w:jc w:val="left"/>
             </w:pPr>
             <w:r>
               <w:t xml:space="preserve">asked now: 1 ready (text: ink...), 0 (text: why)</w:t>
@@ -2850,6 +2961,7 @@
           <w:p>
             <w:pPr>
               <w:pStyle w:val="Compact"/>
+              <w:jc w:val="left"/>
             </w:pPr>
             <w:r>
               <w:rPr>
@@ -2866,6 +2978,7 @@
           <w:p>
             <w:pPr>
               <w:pStyle w:val="Compact"/>
+              <w:jc w:val="left"/>
             </w:pPr>
             <w:r>
               <w:rPr>
@@ -2880,6 +2993,7 @@
           <w:p>
             <w:pPr>
               <w:pStyle w:val="Compact"/>
+              <w:jc w:val="left"/>
             </w:pPr>
             <w:r>
               <w:t xml:space="preserve">-&gt; how many (the queue, then the last finished)</w:t>
@@ -2891,6 +3005,7 @@
           <w:p>
             <w:pPr>
               <w:pStyle w:val="Compact"/>
+              <w:jc w:val="left"/>
             </w:pPr>
             <w:r>
               <w:rPr>
@@ -2907,6 +3022,7 @@
           <w:p>
             <w:pPr>
               <w:pStyle w:val="Compact"/>
+              <w:jc w:val="left"/>
             </w:pPr>
             <w:r>
               <w:rPr>
@@ -2921,6 +3037,7 @@
           <w:p>
             <w:pPr>
               <w:pStyle w:val="Compact"/>
+              <w:jc w:val="left"/>
             </w:pPr>
             <w:r>
               <w:t xml:space="preserve">a waiting or printing job stopped -&gt; 1 / 0 (no such job, no print service)</w:t>
@@ -2932,6 +3049,7 @@
           <w:p>
             <w:pPr>
               <w:pStyle w:val="Compact"/>
+              <w:jc w:val="left"/>
             </w:pPr>
             <w:r>
               <w:rPr>
@@ -2948,6 +3066,7 @@
           <w:p>
             <w:pPr>
               <w:pStyle w:val="Compact"/>
+              <w:jc w:val="left"/>
             </w:pPr>
             <w:r>
               <w:rPr>
@@ -2962,6 +3081,7 @@
           <w:p>
             <w:pPr>
               <w:pStyle w:val="Compact"/>
+              <w:jc w:val="left"/>
             </w:pPr>
             <w:r>
               <w:t xml:space="preserve">the finished jobs dropped from the list</w:t>
@@ -2973,6 +3093,7 @@
           <w:p>
             <w:pPr>
               <w:pStyle w:val="Compact"/>
+              <w:jc w:val="left"/>
             </w:pPr>
             <w:r>
               <w:rPr>
@@ -2991,8 +3112,8 @@
         </w:pict>
       </w:r>
     </w:p>
-    <w:bookmarkEnd w:id="22"/>
-    <w:bookmarkStart w:id="26" w:name="printerkitprinterkith"/>
+    <w:bookmarkEnd w:id="24"/>
+    <w:bookmarkStart w:id="28" w:name="printerkitprinterkith"/>
     <w:p>
       <w:pPr>
         <w:pStyle w:val="Heading2"/>
@@ -4673,7 +4794,7 @@
         <w:t xml:space="preserve">;</w:t>
       </w:r>
     </w:p>
-    <w:bookmarkStart w:id="23" w:name="the-dialog"/>
+    <w:bookmarkStart w:id="25" w:name="the-dialog"/>
     <w:p>
       <w:pPr>
         <w:pStyle w:val="Heading3"/>
@@ -4963,8 +5084,8 @@
         <w:t xml:space="preserve">// another paper -&gt; 1, 0 unknown name</w:t>
       </w:r>
     </w:p>
-    <w:bookmarkEnd w:id="23"/>
-    <w:bookmarkStart w:id="24" w:name="a-job"/>
+    <w:bookmarkEnd w:id="25"/>
+    <w:bookmarkStart w:id="26" w:name="a-job"/>
     <w:p>
       <w:pPr>
         <w:pStyle w:val="Heading3"/>
@@ -7797,8 +7918,8 @@
         <w:t xml:space="preserve">// nothing printed</w:t>
       </w:r>
     </w:p>
-    <w:bookmarkEnd w:id="24"/>
-    <w:bookmarkStart w:id="25" w:name="X6cb7dcba82129434e57ad8e2be6509bd4a198a8"/>
+    <w:bookmarkEnd w:id="26"/>
+    <w:bookmarkStart w:id="27" w:name="X6cb7dcba82129434e57ad8e2be6509bd4a198a8"/>
     <w:p>
       <w:pPr>
         <w:pStyle w:val="Heading3"/>
@@ -9699,8 +9820,8 @@
         <w:t xml:space="preserve">#endif</w:t>
       </w:r>
     </w:p>
-    <w:bookmarkEnd w:id="25"/>
-    <w:bookmarkEnd w:id="26"/>
+    <w:bookmarkEnd w:id="27"/>
+    <w:bookmarkEnd w:id="28"/>
     <w:sectPr>
       <w:footerReference r:id="rId9" w:type="default"/>
       <w:footnotePr>
@@ -9782,14 +9903,14 @@
 <file path=word/numbering.xml><?xml version="1.0" encoding="utf-8"?>
 <w:numbering xmlns:w="http://schemas.openxmlformats.org/wordprocessingml/2006/main">
   <w:abstractNum w:abstractNumId="990">
-    <w:nsid w:val="0000A990"/>
+    <w:nsid w:val="A990"/>
     <w:multiLevelType w:val="multilevel"/>
     <w:lvl w:ilvl="0">
       <w:numFmt w:val="bullet"/>
       <w:lvlText w:val=" "/>
       <w:lvlJc w:val="left"/>
       <w:pPr>
-        <w:ind w:left="720" w:hanging="360"/>
+        <w:ind w:left="720" w:hanging="480"/>
       </w:pPr>
     </w:lvl>
     <w:lvl w:ilvl="1">
@@ -9797,7 +9918,7 @@
       <w:lvlText w:val=" "/>
       <w:lvlJc w:val="left"/>
       <w:pPr>
-        <w:ind w:left="1440" w:hanging="360"/>
+        <w:ind w:left="1440" w:hanging="480"/>
       </w:pPr>
     </w:lvl>
     <w:lvl w:ilvl="2">
@@ -9805,7 +9926,7 @@
       <w:lvlText w:val=" "/>
       <w:lvlJc w:val="left"/>
       <w:pPr>
-        <w:ind w:left="2160" w:hanging="360"/>
+        <w:ind w:left="2160" w:hanging="480"/>
       </w:pPr>
     </w:lvl>
     <w:lvl w:ilvl="3">
@@ -9813,7 +9934,7 @@
       <w:lvlText w:val=" "/>
       <w:lvlJc w:val="left"/>
       <w:pPr>
-        <w:ind w:left="2880" w:hanging="360"/>
+        <w:ind w:left="2880" w:hanging="480"/>
       </w:pPr>
     </w:lvl>
     <w:lvl w:ilvl="4">
@@ -9821,7 +9942,7 @@
       <w:lvlText w:val=" "/>
       <w:lvlJc w:val="left"/>
       <w:pPr>
-        <w:ind w:left="3600" w:hanging="360"/>
+        <w:ind w:left="3600" w:hanging="480"/>
       </w:pPr>
     </w:lvl>
     <w:lvl w:ilvl="5">
@@ -9829,7 +9950,7 @@
       <w:lvlText w:val=" "/>
       <w:lvlJc w:val="left"/>
       <w:pPr>
-        <w:ind w:left="4320" w:hanging="360"/>
+        <w:ind w:left="4320" w:hanging="480"/>
       </w:pPr>
     </w:lvl>
     <w:lvl w:ilvl="6">
@@ -9837,7 +9958,7 @@
       <w:lvlText w:val=" "/>
       <w:lvlJc w:val="left"/>
       <w:pPr>
-        <w:ind w:left="5040" w:hanging="360"/>
+        <w:ind w:left="5040" w:hanging="480"/>
       </w:pPr>
     </w:lvl>
     <w:lvl w:ilvl="7">
@@ -9845,7 +9966,7 @@
       <w:lvlText w:val=" "/>
       <w:lvlJc w:val="left"/>
       <w:pPr>
-        <w:ind w:left="5760" w:hanging="360"/>
+        <w:ind w:left="5760" w:hanging="480"/>
       </w:pPr>
     </w:lvl>
     <w:lvl w:ilvl="8">
@@ -9853,12 +9974,12 @@
       <w:lvlText w:val=" "/>
       <w:lvlJc w:val="left"/>
       <w:pPr>
-        <w:ind w:left="6480" w:hanging="360"/>
+        <w:ind w:left="6480" w:hanging="480"/>
       </w:pPr>
     </w:lvl>
   </w:abstractNum>
   <w:abstractNum w:abstractNumId="99411">
-    <w:nsid w:val="00A99411"/>
+    <w:nsid w:val="A99411"/>
     <w:multiLevelType w:val="multilevel"/>
     <w:lvl w:ilvl="0">
       <w:start w:val="1"/>
@@ -9866,7 +9987,7 @@
       <w:lvlText w:val="%1."/>
       <w:lvlJc w:val="left"/>
       <w:pPr>
-        <w:ind w:left="720" w:hanging="360"/>
+        <w:ind w:left="720" w:hanging="480"/>
       </w:pPr>
     </w:lvl>
     <w:lvl w:ilvl="1">
@@ -9875,7 +9996,7 @@
       <w:lvlText w:val="%2."/>
       <w:lvlJc w:val="left"/>
       <w:pPr>
-        <w:ind w:left="1440" w:hanging="360"/>
+        <w:ind w:left="1440" w:hanging="480"/>
       </w:pPr>
     </w:lvl>
     <w:lvl w:ilvl="2">
@@ -9884,7 +10005,7 @@
       <w:lvlText w:val="%3."/>
       <w:lvlJc w:val="left"/>
       <w:pPr>
-        <w:ind w:left="2160" w:hanging="360"/>
+        <w:ind w:left="2160" w:hanging="480"/>
       </w:pPr>
     </w:lvl>
     <w:lvl w:ilvl="3">
@@ -9893,7 +10014,7 @@
       <w:lvlText w:val="%4."/>
       <w:lvlJc w:val="left"/>
       <w:pPr>
-        <w:ind w:left="2880" w:hanging="360"/>
+        <w:ind w:left="2880" w:hanging="480"/>
       </w:pPr>
     </w:lvl>
     <w:lvl w:ilvl="4">
@@ -9902,7 +10023,7 @@
       <w:lvlText w:val="%5."/>
       <w:lvlJc w:val="left"/>
       <w:pPr>
-        <w:ind w:left="3600" w:hanging="360"/>
+        <w:ind w:left="3600" w:hanging="480"/>
       </w:pPr>
     </w:lvl>
     <w:lvl w:ilvl="5">
@@ -9911,7 +10032,7 @@
       <w:lvlText w:val="%6."/>
       <w:lvlJc w:val="left"/>
       <w:pPr>
-        <w:ind w:left="4320" w:hanging="360"/>
+        <w:ind w:left="4320" w:hanging="480"/>
       </w:pPr>
     </w:lvl>
     <w:lvl w:ilvl="6">
@@ -9920,7 +10041,7 @@
       <w:lvlText w:val="%7."/>
       <w:lvlJc w:val="left"/>
       <w:pPr>
-        <w:ind w:left="5040" w:hanging="360"/>
+        <w:ind w:left="5040" w:hanging="480"/>
       </w:pPr>
     </w:lvl>
     <w:lvl w:ilvl="7">
@@ -9929,7 +10050,7 @@
       <w:lvlText w:val="%8."/>
       <w:lvlJc w:val="left"/>
       <w:pPr>
-        <w:ind w:left="5760" w:hanging="360"/>
+        <w:ind w:left="5760" w:hanging="480"/>
       </w:pPr>
     </w:lvl>
     <w:lvl w:ilvl="8">
@@ -9938,7 +10059,7 @@
       <w:lvlText w:val="%9."/>
       <w:lvlJc w:val="left"/>
       <w:pPr>
-        <w:ind w:left="6480" w:hanging="360"/>
+        <w:ind w:left="6480" w:hanging="480"/>
       </w:pPr>
     </w:lvl>
   </w:abstractNum>
@@ -10676,8 +10797,8 @@
     <w:name w:val="KeywordTok"/>
     <w:basedOn w:val="VerbatimChar"/>
     <w:rPr>
+      <w:color w:val="007020"/>
       <w:b/>
-      <w:color w:val="007020"/>
     </w:rPr>
   </w:style>
   <w:style w:type="character" w:customStyle="1" w:styleId="DataTypeTok">
@@ -10754,42 +10875,42 @@
     <w:name w:val="ImportTok"/>
     <w:basedOn w:val="VerbatimChar"/>
     <w:rPr>
+      <w:color w:val="008000"/>
       <w:b/>
-      <w:color w:val="008000"/>
     </w:rPr>
   </w:style>
   <w:style w:type="character" w:customStyle="1" w:styleId="CommentTok">
     <w:name w:val="CommentTok"/>
     <w:basedOn w:val="VerbatimChar"/>
     <w:rPr>
+      <w:color w:val="60a0b0"/>
       <w:i/>
-      <w:color w:val="60a0b0"/>
     </w:rPr>
   </w:style>
   <w:style w:type="character" w:customStyle="1" w:styleId="DocumentationTok">
     <w:name w:val="DocumentationTok"/>
     <w:basedOn w:val="VerbatimChar"/>
     <w:rPr>
+      <w:color w:val="ba2121"/>
       <w:i/>
-      <w:color w:val="ba2121"/>
     </w:rPr>
   </w:style>
   <w:style w:type="character" w:customStyle="1" w:styleId="AnnotationTok">
     <w:name w:val="AnnotationTok"/>
     <w:basedOn w:val="VerbatimChar"/>
     <w:rPr>
+      <w:color w:val="60a0b0"/>
       <w:b/>
       <w:i/>
-      <w:color w:val="60a0b0"/>
     </w:rPr>
   </w:style>
   <w:style w:type="character" w:customStyle="1" w:styleId="CommentVarTok">
     <w:name w:val="CommentVarTok"/>
     <w:basedOn w:val="VerbatimChar"/>
     <w:rPr>
+      <w:color w:val="60a0b0"/>
       <w:b/>
       <w:i/>
-      <w:color w:val="60a0b0"/>
     </w:rPr>
   </w:style>
   <w:style w:type="character" w:customStyle="1" w:styleId="OtherTok">
@@ -10817,8 +10938,8 @@
     <w:name w:val="ControlFlowTok"/>
     <w:basedOn w:val="VerbatimChar"/>
     <w:rPr>
+      <w:color w:val="007020"/>
       <w:b/>
-      <w:color w:val="007020"/>
     </w:rPr>
   </w:style>
   <w:style w:type="character" w:customStyle="1" w:styleId="OperatorTok">
@@ -10863,34 +10984,34 @@
     <w:name w:val="InformationTok"/>
     <w:basedOn w:val="VerbatimChar"/>
     <w:rPr>
+      <w:color w:val="60a0b0"/>
       <w:b/>
       <w:i/>
-      <w:color w:val="60a0b0"/>
     </w:rPr>
   </w:style>
   <w:style w:type="character" w:customStyle="1" w:styleId="WarningTok">
     <w:name w:val="WarningTok"/>
     <w:basedOn w:val="VerbatimChar"/>
     <w:rPr>
+      <w:color w:val="60a0b0"/>
       <w:b/>
       <w:i/>
-      <w:color w:val="60a0b0"/>
     </w:rPr>
   </w:style>
   <w:style w:type="character" w:customStyle="1" w:styleId="AlertTok">
     <w:name w:val="AlertTok"/>
     <w:basedOn w:val="VerbatimChar"/>
     <w:rPr>
+      <w:color w:val="ff0000"/>
       <w:b/>
-      <w:color w:val="ff0000"/>
     </w:rPr>
   </w:style>
   <w:style w:type="character" w:customStyle="1" w:styleId="ErrorTok">
     <w:name w:val="ErrorTok"/>
     <w:basedOn w:val="VerbatimChar"/>
     <w:rPr>
+      <w:color w:val="ff0000"/>
       <w:b/>
-      <w:color w:val="ff0000"/>
     </w:rPr>
   </w:style>
   <w:style w:type="character" w:customStyle="1" w:styleId="NormalTok">

--- a/docs/exports/18-PRINTERKIT.docx
+++ b/docs/exports/18-PRINTERKIT.docx
@@ -24,133 +24,133 @@
       </w:pPr>
       <w:r>
         <w:rPr>
+          <w:i/>
           <w:iCs/>
+        </w:rPr>
+        <w:t xml:space="preserve">The reference of</w:t>
+      </w:r>
+      <w:r>
+        <w:rPr>
           <w:i/>
-        </w:rPr>
-        <w:t xml:space="preserve">The reference of</w:t>
-      </w:r>
-      <w:r>
-        <w:rPr>
           <w:iCs/>
+        </w:rPr>
+        <w:t xml:space="preserve"> </w:t>
+      </w:r>
+      <w:r>
+        <w:rPr>
+          <w:b/>
+          <w:bCs/>
           <w:i/>
-        </w:rPr>
-        <w:t xml:space="preserve"> </w:t>
-      </w:r>
-      <w:r>
-        <w:rPr>
-          <w:bCs/>
-          <w:b/>
           <w:iCs/>
+        </w:rPr>
+        <w:t xml:space="preserve">PrinterKit</w:t>
+      </w:r>
+      <w:r>
+        <w:rPr>
           <w:i/>
-        </w:rPr>
-        <w:t xml:space="preserve">PrinterKit</w:t>
-      </w:r>
-      <w:r>
-        <w:rPr>
           <w:iCs/>
+        </w:rPr>
+        <w:t xml:space="preserve"> </w:t>
+      </w:r>
+      <w:r>
+        <w:rPr>
           <w:i/>
-        </w:rPr>
-        <w:t xml:space="preserve"> </w:t>
-      </w:r>
-      <w:r>
-        <w:rPr>
           <w:iCs/>
+        </w:rPr>
+        <w:t xml:space="preserve">(</w:t>
+      </w:r>
+      <w:r>
+        <w:rPr>
+          <w:rStyle w:val="VerbatimChar"/>
           <w:i/>
-        </w:rPr>
-        <w:t xml:space="preserve">(</w:t>
+          <w:iCs/>
+        </w:rPr>
+        <w:t xml:space="preserve">SD:/lib/printerkit.so</w:t>
+      </w:r>
+      <w:r>
+        <w:rPr>
+          <w:i/>
+          <w:iCs/>
+        </w:rPr>
+        <w:t xml:space="preserve">,</w:t>
+      </w:r>
+      <w:r>
+        <w:rPr>
+          <w:i/>
+          <w:iCs/>
+        </w:rPr>
+        <w:t xml:space="preserve"> </w:t>
       </w:r>
       <w:r>
         <w:rPr>
           <w:rStyle w:val="VerbatimChar"/>
+          <w:i/>
           <w:iCs/>
+        </w:rPr>
+        <w:t xml:space="preserve">user/Kits/printerkit</w:t>
+      </w:r>
+      <w:r>
+        <w:rPr>
           <w:i/>
-        </w:rPr>
-        <w:t xml:space="preserve">SD:/lib/printerkit.so</w:t>
-      </w:r>
-      <w:r>
-        <w:rPr>
           <w:iCs/>
+        </w:rPr>
+        <w:t xml:space="preserve">): what it is for, how a program uses it, and every operation it exposes. The operations' part is made from the kit's headers by</w:t>
+      </w:r>
+      <w:r>
+        <w:rPr>
           <w:i/>
-        </w:rPr>
-        <w:t xml:space="preserve">,</w:t>
-      </w:r>
-      <w:r>
-        <w:rPr>
           <w:iCs/>
+        </w:rPr>
+        <w:t xml:space="preserve"> </w:t>
+      </w:r>
+      <w:r>
+        <w:rPr>
+          <w:rStyle w:val="VerbatimChar"/>
           <w:i/>
-        </w:rPr>
-        <w:t xml:space="preserve"> </w:t>
-      </w:r>
-      <w:r>
-        <w:rPr>
-          <w:rStyle w:val="VerbatimChar"/>
           <w:iCs/>
+        </w:rPr>
+        <w:t xml:space="preserve">tools/docgen/kitdocs.py</w:t>
+      </w:r>
+      <w:r>
+        <w:rPr>
           <w:i/>
-        </w:rPr>
-        <w:t xml:space="preserve">user/Kits/printerkit</w:t>
-      </w:r>
-      <w:r>
-        <w:rPr>
           <w:iCs/>
+        </w:rPr>
+        <w:t xml:space="preserve"> </w:t>
+      </w:r>
+      <w:r>
+        <w:rPr>
           <w:i/>
-        </w:rPr>
-        <w:t xml:space="preserve">): what it is for, how a program uses it, and every operation it exposes. The operations' part is made from the kit's headers by</w:t>
-      </w:r>
-      <w:r>
-        <w:rPr>
           <w:iCs/>
+        </w:rPr>
+        <w:t xml:space="preserve">— the headers are the source. Overview of all the kits:</w:t>
+      </w:r>
+      <w:r>
+        <w:rPr>
           <w:i/>
-        </w:rPr>
-        <w:t xml:space="preserve"> </w:t>
-      </w:r>
-      <w:r>
-        <w:rPr>
-          <w:rStyle w:val="VerbatimChar"/>
           <w:iCs/>
-          <w:i/>
-        </w:rPr>
-        <w:t xml:space="preserve">tools/docgen/kitdocs.py</w:t>
-      </w:r>
-      <w:r>
-        <w:rPr>
-          <w:iCs/>
-          <w:i/>
-        </w:rPr>
-        <w:t xml:space="preserve"> </w:t>
-      </w:r>
-      <w:r>
-        <w:rPr>
-          <w:iCs/>
-          <w:i/>
-        </w:rPr>
-        <w:t xml:space="preserve">— the headers are the source. Overview of all the kits:</w:t>
-      </w:r>
-      <w:r>
-        <w:rPr>
-          <w:iCs/>
-          <w:i/>
-        </w:rPr>
-        <w:t xml:space="preserve"> </w:t>
-      </w:r>
-      <w:hyperlink r:id="rId20">
+        </w:rPr>
+        <w:t xml:space="preserve"> </w:t>
+      </w:r>
+      <w:hyperlink r:id="rId18">
         <w:r>
           <w:rPr>
             <w:rStyle w:val="Hyperlink"/>
+            <w:i/>
             <w:iCs/>
-            <w:i/>
           </w:rPr>
           <w:t xml:space="preserve">The Kits</w:t>
         </w:r>
       </w:hyperlink>
       <w:r>
         <w:rPr>
+          <w:i/>
           <w:iCs/>
-          <w:i/>
         </w:rPr>
         <w:t xml:space="preserve">.</w:t>
       </w:r>
     </w:p>
-    <w:bookmarkStart w:id="21" w:name="contents"/>
+    <w:bookmarkStart w:id="19" w:name="contents"/>
     <w:p>
       <w:pPr>
         <w:pStyle w:val="Heading2"/>
@@ -161,11 +161,11 @@
     </w:p>
     <w:p>
       <w:pPr>
+        <w:pStyle w:val="Compact"/>
         <w:numPr>
           <w:ilvl w:val="0"/>
           <w:numId w:val="1001"/>
         </w:numPr>
-        <w:pStyle w:val="Compact"/>
       </w:pPr>
       <w:hyperlink w:anchor="what-it-is">
         <w:r>
@@ -178,11 +178,11 @@
     </w:p>
     <w:p>
       <w:pPr>
+        <w:pStyle w:val="Compact"/>
         <w:numPr>
           <w:ilvl w:val="0"/>
           <w:numId w:val="1001"/>
         </w:numPr>
-        <w:pStyle w:val="Compact"/>
       </w:pPr>
       <w:hyperlink w:anchor="using-it">
         <w:r>
@@ -195,11 +195,11 @@
     </w:p>
     <w:p>
       <w:pPr>
+        <w:pStyle w:val="Compact"/>
         <w:numPr>
           <w:ilvl w:val="0"/>
           <w:numId w:val="1001"/>
         </w:numPr>
-        <w:pStyle w:val="Compact"/>
       </w:pPr>
       <w:hyperlink w:anchor="index">
         <w:r>
@@ -212,11 +212,11 @@
     </w:p>
     <w:p>
       <w:pPr>
+        <w:pStyle w:val="Compact"/>
         <w:numPr>
           <w:ilvl w:val="0"/>
           <w:numId w:val="1001"/>
         </w:numPr>
-        <w:pStyle w:val="Compact"/>
       </w:pPr>
       <w:hyperlink w:anchor="printerkitprinterkith">
         <w:r>
@@ -234,8 +234,8 @@
         </w:pict>
       </w:r>
     </w:p>
-    <w:bookmarkEnd w:id="21"/>
-    <w:bookmarkStart w:id="22" w:name="what-it-is"/>
+    <w:bookmarkEnd w:id="19"/>
+    <w:bookmarkStart w:id="20" w:name="what-it-is"/>
     <w:p>
       <w:pPr>
         <w:pStyle w:val="Heading2"/>
@@ -257,7 +257,6 @@
         <w:tblStyle w:val="Table"/>
         <w:tblW w:type="auto" w:w="0"/>
         <w:tblLook w:firstRow="1" w:lastRow="0" w:firstColumn="0" w:lastColumn="0" w:noHBand="0" w:noVBand="0" w:val="0020"/>
-        <w:jc w:val="start"/>
       </w:tblPr>
       <w:tblGrid>
         <w:gridCol w:w="3960"/>
@@ -265,7 +264,7 @@
       </w:tblGrid>
       <w:tr>
         <w:trPr>
-          <w:tblHeader w:val="true"/>
+          <w:tblHeader w:val="on"/>
         </w:trPr>
         <w:tc>
           <w:tcPr/>
@@ -290,7 +289,6 @@
           <w:p>
             <w:pPr>
               <w:pStyle w:val="Compact"/>
-              <w:jc w:val="left"/>
             </w:pPr>
             <w:r>
               <w:t xml:space="preserve">Include</w:t>
@@ -302,7 +300,6 @@
           <w:p>
             <w:pPr>
               <w:pStyle w:val="Compact"/>
-              <w:jc w:val="left"/>
             </w:pPr>
             <w:r>
               <w:rPr>
@@ -319,7 +316,6 @@
           <w:p>
             <w:pPr>
               <w:pStyle w:val="Compact"/>
-              <w:jc w:val="left"/>
             </w:pPr>
             <w:r>
               <w:t xml:space="preserve">Link</w:t>
@@ -331,7 +327,6 @@
           <w:p>
             <w:pPr>
               <w:pStyle w:val="Compact"/>
-              <w:jc w:val="left"/>
             </w:pPr>
             <w:r>
               <w:rPr>
@@ -348,7 +343,6 @@
           <w:p>
             <w:pPr>
               <w:pStyle w:val="Compact"/>
-              <w:jc w:val="left"/>
             </w:pPr>
             <w:r>
               <w:t xml:space="preserve">Library</w:t>
@@ -360,7 +354,6 @@
           <w:p>
             <w:pPr>
               <w:pStyle w:val="Compact"/>
-              <w:jc w:val="left"/>
             </w:pPr>
             <w:r>
               <w:rPr>
@@ -392,7 +385,6 @@
           <w:p>
             <w:pPr>
               <w:pStyle w:val="Compact"/>
-              <w:jc w:val="left"/>
             </w:pPr>
             <w:r>
               <w:t xml:space="preserve">Sources</w:t>
@@ -404,7 +396,6 @@
           <w:p>
             <w:pPr>
               <w:pStyle w:val="Compact"/>
-              <w:jc w:val="left"/>
             </w:pPr>
             <w:r>
               <w:rPr>
@@ -416,8 +407,8 @@
         </w:tc>
       </w:tr>
     </w:tbl>
-    <w:bookmarkEnd w:id="22"/>
-    <w:bookmarkStart w:id="23" w:name="using-it"/>
+    <w:bookmarkEnd w:id="20"/>
+    <w:bookmarkStart w:id="21" w:name="using-it"/>
     <w:p>
       <w:pPr>
         <w:pStyle w:val="Heading2"/>
@@ -1449,8 +1440,8 @@
         <w:t xml:space="preserve">).</w:t>
       </w:r>
     </w:p>
-    <w:bookmarkEnd w:id="23"/>
-    <w:bookmarkStart w:id="24" w:name="index"/>
+    <w:bookmarkEnd w:id="21"/>
+    <w:bookmarkStart w:id="22" w:name="index"/>
     <w:p>
       <w:pPr>
         <w:pStyle w:val="Heading2"/>
@@ -1472,7 +1463,6 @@
         <w:tblStyle w:val="Table"/>
         <w:tblW w:type="auto" w:w="0"/>
         <w:tblLook w:firstRow="1" w:lastRow="0" w:firstColumn="0" w:lastColumn="0" w:noHBand="0" w:noVBand="0" w:val="0020"/>
-        <w:jc w:val="start"/>
       </w:tblPr>
       <w:tblGrid>
         <w:gridCol w:w="2640"/>
@@ -1481,14 +1471,13 @@
       </w:tblGrid>
       <w:tr>
         <w:trPr>
-          <w:tblHeader w:val="true"/>
+          <w:tblHeader w:val="on"/>
         </w:trPr>
         <w:tc>
           <w:tcPr/>
           <w:p>
             <w:pPr>
               <w:pStyle w:val="Compact"/>
-              <w:jc w:val="left"/>
             </w:pPr>
             <w:r>
               <w:t xml:space="preserve">Name</w:t>
@@ -1500,7 +1489,6 @@
           <w:p>
             <w:pPr>
               <w:pStyle w:val="Compact"/>
-              <w:jc w:val="left"/>
             </w:pPr>
             <w:r>
               <w:t xml:space="preserve">What it does</w:t>
@@ -1512,7 +1500,6 @@
           <w:p>
             <w:pPr>
               <w:pStyle w:val="Compact"/>
-              <w:jc w:val="left"/>
             </w:pPr>
             <w:r>
               <w:t xml:space="preserve">Header</w:t>
@@ -1526,7 +1513,6 @@
           <w:p>
             <w:pPr>
               <w:pStyle w:val="Compact"/>
-              <w:jc w:val="left"/>
             </w:pPr>
             <w:r>
               <w:rPr>
@@ -1541,7 +1527,6 @@
           <w:p>
             <w:pPr>
               <w:pStyle w:val="Compact"/>
-              <w:jc w:val="left"/>
             </w:pPr>
             <w:r>
               <w:t xml:space="preserve">What the user chose in the Print dialog.</w:t>
@@ -1553,7 +1538,6 @@
           <w:p>
             <w:pPr>
               <w:pStyle w:val="Compact"/>
-              <w:jc w:val="left"/>
             </w:pPr>
             <w:r>
               <w:rPr>
@@ -1570,7 +1554,6 @@
           <w:p>
             <w:pPr>
               <w:pStyle w:val="Compact"/>
-              <w:jc w:val="left"/>
             </w:pPr>
             <w:r>
               <w:rPr>
@@ -1585,7 +1568,6 @@
           <w:p>
             <w:pPr>
               <w:pStyle w:val="Compact"/>
-              <w:jc w:val="left"/>
             </w:pPr>
             <w:r>
               <w:t xml:space="preserve">the page is fitted on the printer's paper</w:t>
@@ -1597,7 +1579,6 @@
           <w:p>
             <w:pPr>
               <w:pStyle w:val="Compact"/>
-              <w:jc w:val="left"/>
             </w:pPr>
             <w:r>
               <w:rPr>
@@ -1614,7 +1595,6 @@
           <w:p>
             <w:pPr>
               <w:pStyle w:val="Compact"/>
-              <w:jc w:val="left"/>
             </w:pPr>
             <w:r>
               <w:rPr>
@@ -1629,7 +1609,6 @@
           <w:p>
             <w:pPr>
               <w:pStyle w:val="Compact"/>
-              <w:jc w:val="left"/>
             </w:pPr>
             <w:r>
               <w:t xml:space="preserve">the default printer, its default paper, upright, one copy</w:t>
@@ -1641,7 +1620,6 @@
           <w:p>
             <w:pPr>
               <w:pStyle w:val="Compact"/>
-              <w:jc w:val="left"/>
             </w:pPr>
             <w:r>
               <w:rPr>
@@ -1658,7 +1636,6 @@
           <w:p>
             <w:pPr>
               <w:pStyle w:val="Compact"/>
-              <w:jc w:val="left"/>
             </w:pPr>
             <w:r>
               <w:rPr>
@@ -1673,7 +1650,6 @@
           <w:p>
             <w:pPr>
               <w:pStyle w:val="Compact"/>
-              <w:jc w:val="left"/>
             </w:pPr>
             <w:r>
               <w:t xml:space="preserve">1: print (s filled), 0: cancelled</w:t>
@@ -1685,7 +1661,6 @@
           <w:p>
             <w:pPr>
               <w:pStyle w:val="Compact"/>
-              <w:jc w:val="left"/>
             </w:pPr>
             <w:r>
               <w:rPr>
@@ -1702,7 +1677,6 @@
           <w:p>
             <w:pPr>
               <w:pStyle w:val="Compact"/>
-              <w:jc w:val="left"/>
             </w:pPr>
             <w:r>
               <w:rPr>
@@ -1717,7 +1691,6 @@
           <w:p>
             <w:pPr>
               <w:pStyle w:val="Compact"/>
-              <w:jc w:val="left"/>
             </w:pPr>
             <w:r>
               <w:t xml:space="preserve">another paper -&gt; 1, 0 unknown name</w:t>
@@ -1729,7 +1702,6 @@
           <w:p>
             <w:pPr>
               <w:pStyle w:val="Compact"/>
-              <w:jc w:val="left"/>
             </w:pPr>
             <w:r>
               <w:rPr>
@@ -1746,7 +1718,6 @@
           <w:p>
             <w:pPr>
               <w:pStyle w:val="Compact"/>
-              <w:jc w:val="left"/>
             </w:pPr>
             <w:r>
               <w:rPr>
@@ -1761,7 +1732,6 @@
           <w:p>
             <w:pPr>
               <w:pStyle w:val="Compact"/>
-              <w:jc w:val="left"/>
             </w:pPr>
             <w:r>
               <w:t xml:space="preserve">0: the spool cannot be written</w:t>
@@ -1773,7 +1743,6 @@
           <w:p>
             <w:pPr>
               <w:pStyle w:val="Compact"/>
-              <w:jc w:val="left"/>
             </w:pPr>
             <w:r>
               <w:rPr>
@@ -1790,7 +1759,6 @@
           <w:p>
             <w:pPr>
               <w:pStyle w:val="Compact"/>
-              <w:jc w:val="left"/>
             </w:pPr>
             <w:r>
               <w:rPr>
@@ -1805,7 +1773,6 @@
           <w:p>
             <w:pPr>
               <w:pStyle w:val="Compact"/>
-              <w:jc w:val="left"/>
             </w:pPr>
             <w:r>
               <w:t xml:space="preserve">a new page (w, h 0: the setup's paper) -&gt; 1, or 0: outside</w:t>
@@ -1817,7 +1784,6 @@
           <w:p>
             <w:pPr>
               <w:pStyle w:val="Compact"/>
-              <w:jc w:val="left"/>
             </w:pPr>
             <w:r>
               <w:rPr>
@@ -1834,7 +1800,6 @@
           <w:p>
             <w:pPr>
               <w:pStyle w:val="Compact"/>
-              <w:jc w:val="left"/>
             </w:pPr>
             <w:r>
               <w:rPr>
@@ -1849,7 +1814,6 @@
           <w:p>
             <w:pPr>
               <w:pStyle w:val="Compact"/>
-              <w:jc w:val="left"/>
             </w:pPr>
             <w:r>
               <w:t xml:space="preserve">the pages to print -- skip its drawing (it would be ignored)</w:t>
@@ -1861,7 +1825,6 @@
           <w:p>
             <w:pPr>
               <w:pStyle w:val="Compact"/>
-              <w:jc w:val="left"/>
             </w:pPr>
             <w:r>
               <w:rPr>
@@ -1878,7 +1841,6 @@
           <w:p>
             <w:pPr>
               <w:pStyle w:val="Compact"/>
-              <w:jc w:val="left"/>
             </w:pPr>
             <w:r>
               <w:rPr>
@@ -1893,7 +1855,6 @@
           <w:p>
             <w:pPr>
               <w:pStyle w:val="Compact"/>
-              <w:jc w:val="left"/>
             </w:pPr>
             <w:r>
               <w:t xml:space="preserve">the pages to print -- skip its drawing (it would be ignored)</w:t>
@@ -1905,7 +1866,6 @@
           <w:p>
             <w:pPr>
               <w:pStyle w:val="Compact"/>
-              <w:jc w:val="left"/>
             </w:pPr>
             <w:r>
               <w:rPr>
@@ -1922,7 +1882,6 @@
           <w:p>
             <w:pPr>
               <w:pStyle w:val="Compact"/>
-              <w:jc w:val="left"/>
             </w:pPr>
             <w:r>
               <w:rPr>
@@ -1937,7 +1896,6 @@
           <w:p>
             <w:pPr>
               <w:pStyle w:val="Compact"/>
-              <w:jc w:val="left"/>
             </w:pPr>
             <w:r>
               <w:t xml:space="preserve">a rectangle's outline</w:t>
@@ -1949,7 +1907,6 @@
           <w:p>
             <w:pPr>
               <w:pStyle w:val="Compact"/>
-              <w:jc w:val="left"/>
             </w:pPr>
             <w:r>
               <w:rPr>
@@ -1966,7 +1923,6 @@
           <w:p>
             <w:pPr>
               <w:pStyle w:val="Compact"/>
-              <w:jc w:val="left"/>
             </w:pPr>
             <w:r>
               <w:rPr>
@@ -1981,7 +1937,6 @@
           <w:p>
             <w:pPr>
               <w:pStyle w:val="Compact"/>
-              <w:jc w:val="left"/>
             </w:pPr>
             <w:r>
               <w:t xml:space="preserve">a shape</w:t>
@@ -1993,7 +1948,6 @@
           <w:p>
             <w:pPr>
               <w:pStyle w:val="Compact"/>
-              <w:jc w:val="left"/>
             </w:pPr>
             <w:r>
               <w:rPr>
@@ -2010,7 +1964,6 @@
           <w:p>
             <w:pPr>
               <w:pStyle w:val="Compact"/>
-              <w:jc w:val="left"/>
             </w:pPr>
             <w:r>
               <w:rPr>
@@ -2025,7 +1978,6 @@
           <w:p>
             <w:pPr>
               <w:pStyle w:val="Compact"/>
-              <w:jc w:val="left"/>
             </w:pPr>
             <w:r>
               <w:t xml:space="preserve">a shape</w:t>
@@ -2037,7 +1989,6 @@
           <w:p>
             <w:pPr>
               <w:pStyle w:val="Compact"/>
-              <w:jc w:val="left"/>
             </w:pPr>
             <w:r>
               <w:rPr>
@@ -2054,7 +2005,6 @@
           <w:p>
             <w:pPr>
               <w:pStyle w:val="Compact"/>
-              <w:jc w:val="left"/>
             </w:pPr>
             <w:r>
               <w:rPr>
@@ -2069,7 +2019,6 @@
           <w:p>
             <w:pPr>
               <w:pStyle w:val="Compact"/>
-              <w:jc w:val="left"/>
             </w:pPr>
             <w:r>
               <w:t xml:space="preserve">a shape</w:t>
@@ -2081,7 +2030,6 @@
           <w:p>
             <w:pPr>
               <w:pStyle w:val="Compact"/>
-              <w:jc w:val="left"/>
             </w:pPr>
             <w:r>
               <w:rPr>
@@ -2098,7 +2046,6 @@
           <w:p>
             <w:pPr>
               <w:pStyle w:val="Compact"/>
-              <w:jc w:val="left"/>
             </w:pPr>
             <w:r>
               <w:rPr>
@@ -2113,7 +2060,6 @@
           <w:p>
             <w:pPr>
               <w:pStyle w:val="Compact"/>
-              <w:jc w:val="left"/>
             </w:pPr>
             <w:r>
               <w:t xml:space="preserve">a shape</w:t>
@@ -2125,7 +2071,6 @@
           <w:p>
             <w:pPr>
               <w:pStyle w:val="Compact"/>
-              <w:jc w:val="left"/>
             </w:pPr>
             <w:r>
               <w:rPr>
@@ -2142,7 +2087,6 @@
           <w:p>
             <w:pPr>
               <w:pStyle w:val="Compact"/>
-              <w:jc w:val="left"/>
             </w:pPr>
             <w:r>
               <w:rPr>
@@ -2157,7 +2101,6 @@
           <w:p>
             <w:pPr>
               <w:pStyle w:val="Compact"/>
-              <w:jc w:val="left"/>
             </w:pPr>
             <w:r>
               <w:t xml:space="preserve">a shape</w:t>
@@ -2169,7 +2112,6 @@
           <w:p>
             <w:pPr>
               <w:pStyle w:val="Compact"/>
-              <w:jc w:val="left"/>
             </w:pPr>
             <w:r>
               <w:rPr>
@@ -2186,7 +2128,6 @@
           <w:p>
             <w:pPr>
               <w:pStyle w:val="Compact"/>
-              <w:jc w:val="left"/>
             </w:pPr>
             <w:r>
               <w:rPr>
@@ -2201,7 +2142,6 @@
           <w:p>
             <w:pPr>
               <w:pStyle w:val="Compact"/>
-              <w:jc w:val="left"/>
             </w:pPr>
             <w:r>
               <w:t xml:space="preserve">a shape</w:t>
@@ -2213,7 +2153,6 @@
           <w:p>
             <w:pPr>
               <w:pStyle w:val="Compact"/>
-              <w:jc w:val="left"/>
             </w:pPr>
             <w:r>
               <w:rPr>
@@ -2230,7 +2169,6 @@
           <w:p>
             <w:pPr>
               <w:pStyle w:val="Compact"/>
-              <w:jc w:val="left"/>
             </w:pPr>
             <w:r>
               <w:rPr>
@@ -2245,7 +2183,6 @@
           <w:p>
             <w:pPr>
               <w:pStyle w:val="Compact"/>
-              <w:jc w:val="left"/>
             </w:pPr>
             <w:r>
               <w:t xml:space="preserve">an image</w:t>
@@ -2257,7 +2194,6 @@
           <w:p>
             <w:pPr>
               <w:pStyle w:val="Compact"/>
-              <w:jc w:val="left"/>
             </w:pPr>
             <w:r>
               <w:rPr>
@@ -2274,7 +2210,6 @@
           <w:p>
             <w:pPr>
               <w:pStyle w:val="Compact"/>
-              <w:jc w:val="left"/>
             </w:pPr>
             <w:r>
               <w:rPr>
@@ -2289,7 +2224,6 @@
           <w:p>
             <w:pPr>
               <w:pStyle w:val="Compact"/>
-              <w:jc w:val="left"/>
             </w:pPr>
             <w:r>
               <w:t xml:space="preserve">text</w:t>
@@ -2301,7 +2235,6 @@
           <w:p>
             <w:pPr>
               <w:pStyle w:val="Compact"/>
-              <w:jc w:val="left"/>
             </w:pPr>
             <w:r>
               <w:rPr>
@@ -2318,7 +2251,6 @@
           <w:p>
             <w:pPr>
               <w:pStyle w:val="Compact"/>
-              <w:jc w:val="left"/>
             </w:pPr>
             <w:r>
               <w:rPr>
@@ -2333,7 +2265,6 @@
           <w:p>
             <w:pPr>
               <w:pStyle w:val="Compact"/>
-              <w:jc w:val="left"/>
             </w:pPr>
             <w:r>
               <w:t xml:space="preserve">text</w:t>
@@ -2345,7 +2276,6 @@
           <w:p>
             <w:pPr>
               <w:pStyle w:val="Compact"/>
-              <w:jc w:val="left"/>
             </w:pPr>
             <w:r>
               <w:rPr>
@@ -2362,7 +2292,6 @@
           <w:p>
             <w:pPr>
               <w:pStyle w:val="Compact"/>
-              <w:jc w:val="left"/>
             </w:pPr>
             <w:r>
               <w:rPr>
@@ -2377,7 +2306,6 @@
           <w:p>
             <w:pPr>
               <w:pStyle w:val="Compact"/>
-              <w:jc w:val="left"/>
             </w:pPr>
             <w:r>
               <w:t xml:space="preserve">text</w:t>
@@ -2389,7 +2317,6 @@
           <w:p>
             <w:pPr>
               <w:pStyle w:val="Compact"/>
-              <w:jc w:val="left"/>
             </w:pPr>
             <w:r>
               <w:rPr>
@@ -2406,7 +2333,6 @@
           <w:p>
             <w:pPr>
               <w:pStyle w:val="Compact"/>
-              <w:jc w:val="left"/>
             </w:pPr>
             <w:r>
               <w:rPr>
@@ -2421,7 +2347,6 @@
           <w:p>
             <w:pPr>
               <w:pStyle w:val="Compact"/>
-              <w:jc w:val="left"/>
             </w:pPr>
             <w:r>
               <w:t xml:space="preserve">text</w:t>
@@ -2433,7 +2358,6 @@
           <w:p>
             <w:pPr>
               <w:pStyle w:val="Compact"/>
-              <w:jc w:val="left"/>
             </w:pPr>
             <w:r>
               <w:rPr>
@@ -2450,7 +2374,6 @@
           <w:p>
             <w:pPr>
               <w:pStyle w:val="Compact"/>
-              <w:jc w:val="left"/>
             </w:pPr>
             <w:r>
               <w:rPr>
@@ -2465,7 +2388,6 @@
           <w:p>
             <w:pPr>
               <w:pStyle w:val="Compact"/>
-              <w:jc w:val="left"/>
             </w:pPr>
             <w:r>
               <w:t xml:space="preserve">for an app with its own text layout</w:t>
@@ -2477,7 +2399,6 @@
           <w:p>
             <w:pPr>
               <w:pStyle w:val="Compact"/>
-              <w:jc w:val="left"/>
             </w:pPr>
             <w:r>
               <w:rPr>
@@ -2494,7 +2415,6 @@
           <w:p>
             <w:pPr>
               <w:pStyle w:val="Compact"/>
-              <w:jc w:val="left"/>
             </w:pPr>
             <w:r>
               <w:rPr>
@@ -2509,7 +2429,6 @@
           <w:p>
             <w:pPr>
               <w:pStyle w:val="Compact"/>
-              <w:jc w:val="left"/>
             </w:pPr>
             <w:r>
               <w:t xml:space="preserve">for an app with its own text layout</w:t>
@@ -2521,7 +2440,6 @@
           <w:p>
             <w:pPr>
               <w:pStyle w:val="Compact"/>
-              <w:jc w:val="left"/>
             </w:pPr>
             <w:r>
               <w:rPr>
@@ -2538,7 +2456,6 @@
           <w:p>
             <w:pPr>
               <w:pStyle w:val="Compact"/>
-              <w:jc w:val="left"/>
             </w:pPr>
             <w:r>
               <w:rPr>
@@ -2553,7 +2470,6 @@
           <w:p>
             <w:pPr>
               <w:pStyle w:val="Compact"/>
-              <w:jc w:val="left"/>
             </w:pPr>
             <w:r>
               <w:t xml:space="preserve">the job queued -&gt; its number (&gt; 0), or &lt; 0: it could not be</w:t>
@@ -2565,7 +2481,6 @@
           <w:p>
             <w:pPr>
               <w:pStyle w:val="Compact"/>
-              <w:jc w:val="left"/>
             </w:pPr>
             <w:r>
               <w:rPr>
@@ -2582,7 +2497,6 @@
           <w:p>
             <w:pPr>
               <w:pStyle w:val="Compact"/>
-              <w:jc w:val="left"/>
             </w:pPr>
             <w:r>
               <w:rPr>
@@ -2597,7 +2511,6 @@
           <w:p>
             <w:pPr>
               <w:pStyle w:val="Compact"/>
-              <w:jc w:val="left"/>
             </w:pPr>
             <w:r>
               <w:t xml:space="preserve">nothing printed</w:t>
@@ -2609,7 +2522,6 @@
           <w:p>
             <w:pPr>
               <w:pStyle w:val="Compact"/>
-              <w:jc w:val="left"/>
             </w:pPr>
             <w:r>
               <w:rPr>
@@ -2626,7 +2538,6 @@
           <w:p>
             <w:pPr>
               <w:pStyle w:val="Compact"/>
-              <w:jc w:val="left"/>
             </w:pPr>
             <w:r>
               <w:rPr>
@@ -2641,7 +2552,6 @@
           <w:p>
             <w:pPr>
               <w:pStyle w:val="Compact"/>
-              <w:jc w:val="left"/>
             </w:pPr>
             <w:r>
               <w:t xml:space="preserve">(a type)</w:t>
@@ -2653,7 +2563,6 @@
           <w:p>
             <w:pPr>
               <w:pStyle w:val="Compact"/>
-              <w:jc w:val="left"/>
             </w:pPr>
             <w:r>
               <w:rPr>
@@ -2670,7 +2579,6 @@
           <w:p>
             <w:pPr>
               <w:pStyle w:val="Compact"/>
-              <w:jc w:val="left"/>
             </w:pPr>
             <w:r>
               <w:rPr>
@@ -2685,7 +2593,6 @@
           <w:p>
             <w:pPr>
               <w:pStyle w:val="Compact"/>
-              <w:jc w:val="left"/>
             </w:pPr>
             <w:r>
               <w:t xml:space="preserve">-&gt; how many</w:t>
@@ -2697,7 +2604,6 @@
           <w:p>
             <w:pPr>
               <w:pStyle w:val="Compact"/>
-              <w:jc w:val="left"/>
             </w:pPr>
             <w:r>
               <w:rPr>
@@ -2714,7 +2620,6 @@
           <w:p>
             <w:pPr>
               <w:pStyle w:val="Compact"/>
-              <w:jc w:val="left"/>
             </w:pPr>
             <w:r>
               <w:rPr>
@@ -2729,7 +2634,6 @@
           <w:p>
             <w:pPr>
               <w:pStyle w:val="Compact"/>
-              <w:jc w:val="left"/>
             </w:pPr>
             <w:r>
               <w:t xml:space="preserve">a paper of a printer</w:t>
@@ -2741,7 +2645,6 @@
           <w:p>
             <w:pPr>
               <w:pStyle w:val="Compact"/>
-              <w:jc w:val="left"/>
             </w:pPr>
             <w:r>
               <w:rPr>
@@ -2758,7 +2661,6 @@
           <w:p>
             <w:pPr>
               <w:pStyle w:val="Compact"/>
-              <w:jc w:val="left"/>
             </w:pPr>
             <w:r>
               <w:rPr>
@@ -2773,7 +2675,6 @@
           <w:p>
             <w:pPr>
               <w:pStyle w:val="Compact"/>
-              <w:jc w:val="left"/>
             </w:pPr>
             <w:r>
               <w:t xml:space="preserve">1 / 0 (err: why)</w:t>
@@ -2785,7 +2686,6 @@
           <w:p>
             <w:pPr>
               <w:pStyle w:val="Compact"/>
-              <w:jc w:val="left"/>
             </w:pPr>
             <w:r>
               <w:rPr>
@@ -2802,7 +2702,6 @@
           <w:p>
             <w:pPr>
               <w:pStyle w:val="Compact"/>
-              <w:jc w:val="left"/>
             </w:pPr>
             <w:r>
               <w:rPr>
@@ -2817,7 +2716,6 @@
           <w:p>
             <w:pPr>
               <w:pStyle w:val="Compact"/>
-              <w:jc w:val="left"/>
             </w:pPr>
             <w:r>
               <w:t xml:space="preserve">the printers found on the network into out (max, 16 at most) -&gt; how many (0: none, no print service)</w:t>
@@ -2829,7 +2727,6 @@
           <w:p>
             <w:pPr>
               <w:pStyle w:val="Compact"/>
-              <w:jc w:val="left"/>
             </w:pPr>
             <w:r>
               <w:rPr>
@@ -2846,7 +2743,6 @@
           <w:p>
             <w:pPr>
               <w:pStyle w:val="Compact"/>
-              <w:jc w:val="left"/>
             </w:pPr>
             <w:r>
               <w:rPr>
@@ -2861,7 +2757,6 @@
           <w:p>
             <w:pPr>
               <w:pStyle w:val="Compact"/>
-              <w:jc w:val="left"/>
             </w:pPr>
             <w:r>
               <w:t xml:space="preserve">taken off the list, by its name -&gt; 1 / 0 (not known; the PDF printer stays)</w:t>
@@ -2873,7 +2768,6 @@
           <w:p>
             <w:pPr>
               <w:pStyle w:val="Compact"/>
-              <w:jc w:val="left"/>
             </w:pPr>
             <w:r>
               <w:rPr>
@@ -2890,7 +2784,6 @@
           <w:p>
             <w:pPr>
               <w:pStyle w:val="Compact"/>
-              <w:jc w:val="left"/>
             </w:pPr>
             <w:r>
               <w:rPr>
@@ -2905,7 +2798,6 @@
           <w:p>
             <w:pPr>
               <w:pStyle w:val="Compact"/>
-              <w:jc w:val="left"/>
             </w:pPr>
             <w:r>
               <w:t xml:space="preserve">made the default printer, by its name -&gt; 1 / 0 (not known)</w:t>
@@ -2917,7 +2809,6 @@
           <w:p>
             <w:pPr>
               <w:pStyle w:val="Compact"/>
-              <w:jc w:val="left"/>
             </w:pPr>
             <w:r>
               <w:rPr>
@@ -2934,7 +2825,6 @@
           <w:p>
             <w:pPr>
               <w:pStyle w:val="Compact"/>
-              <w:jc w:val="left"/>
             </w:pPr>
             <w:r>
               <w:rPr>
@@ -2949,7 +2839,6 @@
           <w:p>
             <w:pPr>
               <w:pStyle w:val="Compact"/>
-              <w:jc w:val="left"/>
             </w:pPr>
             <w:r>
               <w:t xml:space="preserve">asked now: 1 ready (text: ink...), 0 (text: why)</w:t>
@@ -2961,7 +2850,6 @@
           <w:p>
             <w:pPr>
               <w:pStyle w:val="Compact"/>
-              <w:jc w:val="left"/>
             </w:pPr>
             <w:r>
               <w:rPr>
@@ -2978,7 +2866,6 @@
           <w:p>
             <w:pPr>
               <w:pStyle w:val="Compact"/>
-              <w:jc w:val="left"/>
             </w:pPr>
             <w:r>
               <w:rPr>
@@ -2993,7 +2880,6 @@
           <w:p>
             <w:pPr>
               <w:pStyle w:val="Compact"/>
-              <w:jc w:val="left"/>
             </w:pPr>
             <w:r>
               <w:t xml:space="preserve">-&gt; how many (the queue, then the last finished)</w:t>
@@ -3005,7 +2891,6 @@
           <w:p>
             <w:pPr>
               <w:pStyle w:val="Compact"/>
-              <w:jc w:val="left"/>
             </w:pPr>
             <w:r>
               <w:rPr>
@@ -3022,7 +2907,6 @@
           <w:p>
             <w:pPr>
               <w:pStyle w:val="Compact"/>
-              <w:jc w:val="left"/>
             </w:pPr>
             <w:r>
               <w:rPr>
@@ -3037,7 +2921,6 @@
           <w:p>
             <w:pPr>
               <w:pStyle w:val="Compact"/>
-              <w:jc w:val="left"/>
             </w:pPr>
             <w:r>
               <w:t xml:space="preserve">a waiting or printing job stopped -&gt; 1 / 0 (no such job, no print service)</w:t>
@@ -3049,7 +2932,6 @@
           <w:p>
             <w:pPr>
               <w:pStyle w:val="Compact"/>
-              <w:jc w:val="left"/>
             </w:pPr>
             <w:r>
               <w:rPr>
@@ -3066,7 +2948,6 @@
           <w:p>
             <w:pPr>
               <w:pStyle w:val="Compact"/>
-              <w:jc w:val="left"/>
             </w:pPr>
             <w:r>
               <w:rPr>
@@ -3081,7 +2962,6 @@
           <w:p>
             <w:pPr>
               <w:pStyle w:val="Compact"/>
-              <w:jc w:val="left"/>
             </w:pPr>
             <w:r>
               <w:t xml:space="preserve">the finished jobs dropped from the list</w:t>
@@ -3093,7 +2973,6 @@
           <w:p>
             <w:pPr>
               <w:pStyle w:val="Compact"/>
-              <w:jc w:val="left"/>
             </w:pPr>
             <w:r>
               <w:rPr>
@@ -3112,8 +2991,8 @@
         </w:pict>
       </w:r>
     </w:p>
-    <w:bookmarkEnd w:id="24"/>
-    <w:bookmarkStart w:id="28" w:name="printerkitprinterkith"/>
+    <w:bookmarkEnd w:id="22"/>
+    <w:bookmarkStart w:id="26" w:name="printerkitprinterkith"/>
     <w:p>
       <w:pPr>
         <w:pStyle w:val="Heading2"/>
@@ -4794,7 +4673,7 @@
         <w:t xml:space="preserve">;</w:t>
       </w:r>
     </w:p>
-    <w:bookmarkStart w:id="25" w:name="the-dialog"/>
+    <w:bookmarkStart w:id="23" w:name="the-dialog"/>
     <w:p>
       <w:pPr>
         <w:pStyle w:val="Heading3"/>
@@ -5084,8 +4963,8 @@
         <w:t xml:space="preserve">// another paper -&gt; 1, 0 unknown name</w:t>
       </w:r>
     </w:p>
-    <w:bookmarkEnd w:id="25"/>
-    <w:bookmarkStart w:id="26" w:name="a-job"/>
+    <w:bookmarkEnd w:id="23"/>
+    <w:bookmarkStart w:id="24" w:name="a-job"/>
     <w:p>
       <w:pPr>
         <w:pStyle w:val="Heading3"/>
@@ -7918,8 +7797,8 @@
         <w:t xml:space="preserve">// nothing printed</w:t>
       </w:r>
     </w:p>
-    <w:bookmarkEnd w:id="26"/>
-    <w:bookmarkStart w:id="27" w:name="X6cb7dcba82129434e57ad8e2be6509bd4a198a8"/>
+    <w:bookmarkEnd w:id="24"/>
+    <w:bookmarkStart w:id="25" w:name="X6cb7dcba82129434e57ad8e2be6509bd4a198a8"/>
     <w:p>
       <w:pPr>
         <w:pStyle w:val="Heading3"/>
@@ -9820,8 +9699,8 @@
         <w:t xml:space="preserve">#endif</w:t>
       </w:r>
     </w:p>
-    <w:bookmarkEnd w:id="27"/>
-    <w:bookmarkEnd w:id="28"/>
+    <w:bookmarkEnd w:id="25"/>
+    <w:bookmarkEnd w:id="26"/>
     <w:sectPr>
       <w:footerReference r:id="rId9" w:type="default"/>
       <w:footnotePr>
@@ -9903,14 +9782,14 @@
 <file path=word/numbering.xml><?xml version="1.0" encoding="utf-8"?>
 <w:numbering xmlns:w="http://schemas.openxmlformats.org/wordprocessingml/2006/main">
   <w:abstractNum w:abstractNumId="990">
-    <w:nsid w:val="A990"/>
+    <w:nsid w:val="0000A990"/>
     <w:multiLevelType w:val="multilevel"/>
     <w:lvl w:ilvl="0">
       <w:numFmt w:val="bullet"/>
       <w:lvlText w:val=" "/>
       <w:lvlJc w:val="left"/>
       <w:pPr>
-        <w:ind w:left="720" w:hanging="480"/>
+        <w:ind w:left="720" w:hanging="360"/>
       </w:pPr>
     </w:lvl>
     <w:lvl w:ilvl="1">
@@ -9918,7 +9797,7 @@
       <w:lvlText w:val=" "/>
       <w:lvlJc w:val="left"/>
       <w:pPr>
-        <w:ind w:left="1440" w:hanging="480"/>
+        <w:ind w:left="1440" w:hanging="360"/>
       </w:pPr>
     </w:lvl>
     <w:lvl w:ilvl="2">
@@ -9926,7 +9805,7 @@
       <w:lvlText w:val=" "/>
       <w:lvlJc w:val="left"/>
       <w:pPr>
-        <w:ind w:left="2160" w:hanging="480"/>
+        <w:ind w:left="2160" w:hanging="360"/>
       </w:pPr>
     </w:lvl>
     <w:lvl w:ilvl="3">
@@ -9934,7 +9813,7 @@
       <w:lvlText w:val=" "/>
       <w:lvlJc w:val="left"/>
       <w:pPr>
-        <w:ind w:left="2880" w:hanging="480"/>
+        <w:ind w:left="2880" w:hanging="360"/>
       </w:pPr>
     </w:lvl>
     <w:lvl w:ilvl="4">
@@ -9942,7 +9821,7 @@
       <w:lvlText w:val=" "/>
       <w:lvlJc w:val="left"/>
       <w:pPr>
-        <w:ind w:left="3600" w:hanging="480"/>
+        <w:ind w:left="3600" w:hanging="360"/>
       </w:pPr>
     </w:lvl>
     <w:lvl w:ilvl="5">
@@ -9950,7 +9829,7 @@
       <w:lvlText w:val=" "/>
       <w:lvlJc w:val="left"/>
       <w:pPr>
-        <w:ind w:left="4320" w:hanging="480"/>
+        <w:ind w:left="4320" w:hanging="360"/>
       </w:pPr>
     </w:lvl>
     <w:lvl w:ilvl="6">
@@ -9958,7 +9837,7 @@
       <w:lvlText w:val=" "/>
       <w:lvlJc w:val="left"/>
       <w:pPr>
-        <w:ind w:left="5040" w:hanging="480"/>
+        <w:ind w:left="5040" w:hanging="360"/>
       </w:pPr>
     </w:lvl>
     <w:lvl w:ilvl="7">
@@ -9966,7 +9845,7 @@
       <w:lvlText w:val=" "/>
       <w:lvlJc w:val="left"/>
       <w:pPr>
-        <w:ind w:left="5760" w:hanging="480"/>
+        <w:ind w:left="5760" w:hanging="360"/>
       </w:pPr>
     </w:lvl>
     <w:lvl w:ilvl="8">
@@ -9974,12 +9853,12 @@
       <w:lvlText w:val=" "/>
       <w:lvlJc w:val="left"/>
       <w:pPr>
-        <w:ind w:left="6480" w:hanging="480"/>
+        <w:ind w:left="6480" w:hanging="360"/>
       </w:pPr>
     </w:lvl>
   </w:abstractNum>
   <w:abstractNum w:abstractNumId="99411">
-    <w:nsid w:val="A99411"/>
+    <w:nsid w:val="00A99411"/>
     <w:multiLevelType w:val="multilevel"/>
     <w:lvl w:ilvl="0">
       <w:start w:val="1"/>
@@ -9987,7 +9866,7 @@
       <w:lvlText w:val="%1."/>
       <w:lvlJc w:val="left"/>
       <w:pPr>
-        <w:ind w:left="720" w:hanging="480"/>
+        <w:ind w:left="720" w:hanging="360"/>
       </w:pPr>
     </w:lvl>
     <w:lvl w:ilvl="1">
@@ -9996,7 +9875,7 @@
       <w:lvlText w:val="%2."/>
       <w:lvlJc w:val="left"/>
       <w:pPr>
-        <w:ind w:left="1440" w:hanging="480"/>
+        <w:ind w:left="1440" w:hanging="360"/>
       </w:pPr>
     </w:lvl>
     <w:lvl w:ilvl="2">
@@ -10005,7 +9884,7 @@
       <w:lvlText w:val="%3."/>
       <w:lvlJc w:val="left"/>
       <w:pPr>
-        <w:ind w:left="2160" w:hanging="480"/>
+        <w:ind w:left="2160" w:hanging="360"/>
       </w:pPr>
     </w:lvl>
     <w:lvl w:ilvl="3">
@@ -10014,7 +9893,7 @@
       <w:lvlText w:val="%4."/>
       <w:lvlJc w:val="left"/>
       <w:pPr>
-        <w:ind w:left="2880" w:hanging="480"/>
+        <w:ind w:left="2880" w:hanging="360"/>
       </w:pPr>
     </w:lvl>
     <w:lvl w:ilvl="4">
@@ -10023,7 +9902,7 @@
       <w:lvlText w:val="%5."/>
       <w:lvlJc w:val="left"/>
       <w:pPr>
-        <w:ind w:left="3600" w:hanging="480"/>
+        <w:ind w:left="3600" w:hanging="360"/>
       </w:pPr>
     </w:lvl>
     <w:lvl w:ilvl="5">
@@ -10032,7 +9911,7 @@
       <w:lvlText w:val="%6."/>
       <w:lvlJc w:val="left"/>
       <w:pPr>
-        <w:ind w:left="4320" w:hanging="480"/>
+        <w:ind w:left="4320" w:hanging="360"/>
       </w:pPr>
     </w:lvl>
     <w:lvl w:ilvl="6">
@@ -10041,7 +9920,7 @@
       <w:lvlText w:val="%7."/>
       <w:lvlJc w:val="left"/>
       <w:pPr>
-        <w:ind w:left="5040" w:hanging="480"/>
+        <w:ind w:left="5040" w:hanging="360"/>
       </w:pPr>
     </w:lvl>
     <w:lvl w:ilvl="7">
@@ -10050,7 +9929,7 @@
       <w:lvlText w:val="%8."/>
       <w:lvlJc w:val="left"/>
       <w:pPr>
-        <w:ind w:left="5760" w:hanging="480"/>
+        <w:ind w:left="5760" w:hanging="360"/>
       </w:pPr>
     </w:lvl>
     <w:lvl w:ilvl="8">
@@ -10059,7 +9938,7 @@
       <w:lvlText w:val="%9."/>
       <w:lvlJc w:val="left"/>
       <w:pPr>
-        <w:ind w:left="6480" w:hanging="480"/>
+        <w:ind w:left="6480" w:hanging="360"/>
       </w:pPr>
     </w:lvl>
   </w:abstractNum>
@@ -10797,8 +10676,8 @@
     <w:name w:val="KeywordTok"/>
     <w:basedOn w:val="VerbatimChar"/>
     <w:rPr>
+      <w:b/>
       <w:color w:val="007020"/>
-      <w:b/>
     </w:rPr>
   </w:style>
   <w:style w:type="character" w:customStyle="1" w:styleId="DataTypeTok">
@@ -10875,42 +10754,42 @@
     <w:name w:val="ImportTok"/>
     <w:basedOn w:val="VerbatimChar"/>
     <w:rPr>
+      <w:b/>
       <w:color w:val="008000"/>
-      <w:b/>
     </w:rPr>
   </w:style>
   <w:style w:type="character" w:customStyle="1" w:styleId="CommentTok">
     <w:name w:val="CommentTok"/>
     <w:basedOn w:val="VerbatimChar"/>
     <w:rPr>
+      <w:i/>
       <w:color w:val="60a0b0"/>
-      <w:i/>
     </w:rPr>
   </w:style>
   <w:style w:type="character" w:customStyle="1" w:styleId="DocumentationTok">
     <w:name w:val="DocumentationTok"/>
     <w:basedOn w:val="VerbatimChar"/>
     <w:rPr>
+      <w:i/>
       <w:color w:val="ba2121"/>
-      <w:i/>
     </w:rPr>
   </w:style>
   <w:style w:type="character" w:customStyle="1" w:styleId="AnnotationTok">
     <w:name w:val="AnnotationTok"/>
     <w:basedOn w:val="VerbatimChar"/>
     <w:rPr>
-      <w:color w:val="60a0b0"/>
       <w:b/>
       <w:i/>
+      <w:color w:val="60a0b0"/>
     </w:rPr>
   </w:style>
   <w:style w:type="character" w:customStyle="1" w:styleId="CommentVarTok">
     <w:name w:val="CommentVarTok"/>
     <w:basedOn w:val="VerbatimChar"/>
     <w:rPr>
-      <w:color w:val="60a0b0"/>
       <w:b/>
       <w:i/>
+      <w:color w:val="60a0b0"/>
     </w:rPr>
   </w:style>
   <w:style w:type="character" w:customStyle="1" w:styleId="OtherTok">
@@ -10938,8 +10817,8 @@
     <w:name w:val="ControlFlowTok"/>
     <w:basedOn w:val="VerbatimChar"/>
     <w:rPr>
+      <w:b/>
       <w:color w:val="007020"/>
-      <w:b/>
     </w:rPr>
   </w:style>
   <w:style w:type="character" w:customStyle="1" w:styleId="OperatorTok">
@@ -10984,34 +10863,34 @@
     <w:name w:val="InformationTok"/>
     <w:basedOn w:val="VerbatimChar"/>
     <w:rPr>
-      <w:color w:val="60a0b0"/>
       <w:b/>
       <w:i/>
+      <w:color w:val="60a0b0"/>
     </w:rPr>
   </w:style>
   <w:style w:type="character" w:customStyle="1" w:styleId="WarningTok">
     <w:name w:val="WarningTok"/>
     <w:basedOn w:val="VerbatimChar"/>
     <w:rPr>
-      <w:color w:val="60a0b0"/>
       <w:b/>
       <w:i/>
+      <w:color w:val="60a0b0"/>
     </w:rPr>
   </w:style>
   <w:style w:type="character" w:customStyle="1" w:styleId="AlertTok">
     <w:name w:val="AlertTok"/>
     <w:basedOn w:val="VerbatimChar"/>
     <w:rPr>
+      <w:b/>
       <w:color w:val="ff0000"/>
-      <w:b/>
     </w:rPr>
   </w:style>
   <w:style w:type="character" w:customStyle="1" w:styleId="ErrorTok">
     <w:name w:val="ErrorTok"/>
     <w:basedOn w:val="VerbatimChar"/>
     <w:rPr>
+      <w:b/>
       <w:color w:val="ff0000"/>
-      <w:b/>
     </w:rPr>
   </w:style>
   <w:style w:type="character" w:customStyle="1" w:styleId="NormalTok">
